--- a/researcher_mobility_ode/docs/supplementary_material.docx
+++ b/researcher_mobility_ode/docs/supplementary_material.docx
@@ -97,7 +97,7 @@
           </w:tcPr>
           <w:p>
             <w:r>
-              <w:t>5045.95</w:t>
+              <w:t>3545.91</w:t>
             </w:r>
           </w:p>
         </w:tc>
@@ -107,7 +107,7 @@
           </w:tcPr>
           <w:p>
             <w:r>
-              <w:t>117.0%</w:t>
+              <w:t>86.3%</w:t>
             </w:r>
           </w:p>
         </w:tc>
@@ -129,7 +129,7 @@
           </w:tcPr>
           <w:p>
             <w:r>
-              <w:t>16427.90</w:t>
+              <w:t>11675.98</w:t>
             </w:r>
           </w:p>
         </w:tc>
@@ -139,7 +139,7 @@
           </w:tcPr>
           <w:p>
             <w:r>
-              <w:t>137.3%</w:t>
+              <w:t>103.1%</w:t>
             </w:r>
           </w:p>
         </w:tc>
@@ -161,7 +161,7 @@
           </w:tcPr>
           <w:p>
             <w:r>
-              <w:t>8871.05</w:t>
+              <w:t>7893.85</w:t>
             </w:r>
           </w:p>
         </w:tc>
@@ -171,7 +171,7 @@
           </w:tcPr>
           <w:p>
             <w:r>
-              <w:t>223.3%</w:t>
+              <w:t>199.3%</w:t>
             </w:r>
           </w:p>
         </w:tc>
@@ -193,7 +193,7 @@
           </w:tcPr>
           <w:p>
             <w:r>
-              <w:t>18803.07</w:t>
+              <w:t>16747.65</w:t>
             </w:r>
           </w:p>
         </w:tc>
@@ -203,7 +203,7 @@
           </w:tcPr>
           <w:p>
             <w:r>
-              <w:t>307.7%</w:t>
+              <w:t>275.2%</w:t>
             </w:r>
           </w:p>
         </w:tc>
@@ -225,7 +225,7 @@
           </w:tcPr>
           <w:p>
             <w:r>
-              <w:t>2487.82</w:t>
+              <w:t>1677.51</w:t>
             </w:r>
           </w:p>
         </w:tc>
@@ -235,7 +235,7 @@
           </w:tcPr>
           <w:p>
             <w:r>
-              <w:t>106.6%</w:t>
+              <w:t>70.1%</w:t>
             </w:r>
           </w:p>
         </w:tc>
@@ -257,7 +257,7 @@
           </w:tcPr>
           <w:p>
             <w:r>
-              <w:t>7835.00</w:t>
+              <w:t>6151.05</w:t>
             </w:r>
           </w:p>
         </w:tc>
@@ -267,7 +267,7 @@
           </w:tcPr>
           <w:p>
             <w:r>
-              <w:t>167.1%</w:t>
+              <w:t>132.5%</w:t>
             </w:r>
           </w:p>
         </w:tc>
@@ -289,7 +289,39 @@
           </w:tcPr>
           <w:p>
             <w:r>
-              <w:t>351.16</w:t>
+              <w:t>259.88</w:t>
+            </w:r>
+          </w:p>
+        </w:tc>
+        <w:tc>
+          <w:tcPr>
+            <w:tcW w:type="dxa" w:w="2880"/>
+          </w:tcPr>
+          <w:p>
+            <w:r>
+              <w:t>97.8%</w:t>
+            </w:r>
+          </w:p>
+        </w:tc>
+      </w:tr>
+      <w:tr>
+        <w:tc>
+          <w:tcPr>
+            <w:tcW w:type="dxa" w:w="2880"/>
+          </w:tcPr>
+          <w:p>
+            <w:r>
+              <w:t>Sinic</w:t>
+            </w:r>
+          </w:p>
+        </w:tc>
+        <w:tc>
+          <w:tcPr>
+            <w:tcW w:type="dxa" w:w="2880"/>
+          </w:tcPr>
+          <w:p>
+            <w:r>
+              <w:t>18773.11</w:t>
             </w:r>
           </w:p>
         </w:tc>
@@ -311,38 +343,6 @@
           </w:tcPr>
           <w:p>
             <w:r>
-              <w:t>Sinic</w:t>
-            </w:r>
-          </w:p>
-        </w:tc>
-        <w:tc>
-          <w:tcPr>
-            <w:tcW w:type="dxa" w:w="2880"/>
-          </w:tcPr>
-          <w:p>
-            <w:r>
-              <w:t>24182.04</w:t>
-            </w:r>
-          </w:p>
-        </w:tc>
-        <w:tc>
-          <w:tcPr>
-            <w:tcW w:type="dxa" w:w="2880"/>
-          </w:tcPr>
-          <w:p>
-            <w:r>
-              <w:t>160.1%</w:t>
-            </w:r>
-          </w:p>
-        </w:tc>
-      </w:tr>
-      <w:tr>
-        <w:tc>
-          <w:tcPr>
-            <w:tcW w:type="dxa" w:w="2880"/>
-          </w:tcPr>
-          <w:p>
-            <w:r>
               <w:t>United States</w:t>
             </w:r>
           </w:p>
@@ -353,7 +353,7 @@
           </w:tcPr>
           <w:p>
             <w:r>
-              <w:t>10293.03</w:t>
+              <w:t>7014.93</w:t>
             </w:r>
           </w:p>
         </w:tc>
@@ -363,7 +363,7 @@
           </w:tcPr>
           <w:p>
             <w:r>
-              <w:t>106.9%</w:t>
+              <w:t>77.4%</w:t>
             </w:r>
           </w:p>
         </w:tc>
@@ -457,7 +457,7 @@
           </w:tcPr>
           <w:p>
             <w:r>
-              <w:t>1043.17</w:t>
+              <w:t>860.78</w:t>
             </w:r>
           </w:p>
         </w:tc>
@@ -467,7 +467,7 @@
           </w:tcPr>
           <w:p>
             <w:r>
-              <w:t>275.6%</w:t>
+              <w:t>224.2%</w:t>
             </w:r>
           </w:p>
         </w:tc>
@@ -489,7 +489,7 @@
           </w:tcPr>
           <w:p>
             <w:r>
-              <w:t>23067.25</w:t>
+              <w:t>19772.90</w:t>
             </w:r>
           </w:p>
         </w:tc>
@@ -499,7 +499,7 @@
           </w:tcPr>
           <w:p>
             <w:r>
-              <w:t>311.6%</w:t>
+              <w:t>262.8%</w:t>
             </w:r>
           </w:p>
         </w:tc>
@@ -521,7 +521,7 @@
           </w:tcPr>
           <w:p>
             <w:r>
-              <w:t>552.28</w:t>
+              <w:t>406.05</w:t>
             </w:r>
           </w:p>
         </w:tc>
@@ -531,7 +531,7 @@
           </w:tcPr>
           <w:p>
             <w:r>
-              <w:t>69.8%</w:t>
+              <w:t>50.9%</w:t>
             </w:r>
           </w:p>
         </w:tc>
@@ -553,7 +553,7 @@
           </w:tcPr>
           <w:p>
             <w:r>
-              <w:t>10318.58</w:t>
+              <w:t>8086.06</w:t>
             </w:r>
           </w:p>
         </w:tc>
@@ -563,7 +563,7 @@
           </w:tcPr>
           <w:p>
             <w:r>
-              <w:t>211.2%</w:t>
+              <w:t>170.7%</w:t>
             </w:r>
           </w:p>
         </w:tc>
@@ -585,7 +585,7 @@
           </w:tcPr>
           <w:p>
             <w:r>
-              <w:t>2056.79</w:t>
+              <w:t>1738.38</w:t>
             </w:r>
           </w:p>
         </w:tc>
@@ -595,7 +595,7 @@
           </w:tcPr>
           <w:p>
             <w:r>
-              <w:t>46.7%</w:t>
+              <w:t>35.5%</w:t>
             </w:r>
           </w:p>
         </w:tc>
@@ -617,7 +617,7 @@
           </w:tcPr>
           <w:p>
             <w:r>
-              <w:t>18613.86</w:t>
+              <w:t>12744.52</w:t>
             </w:r>
           </w:p>
         </w:tc>
@@ -627,7 +627,7 @@
           </w:tcPr>
           <w:p>
             <w:r>
-              <w:t>56.8%</w:t>
+              <w:t>38.0%</w:t>
             </w:r>
           </w:p>
         </w:tc>

--- a/researcher_mobility_ode/docs/supplementary_material.docx
+++ b/researcher_mobility_ode/docs/supplementary_material.docx
@@ -17,7 +17,7 @@
     </w:p>
     <w:p>
       <w:r>
-        <w:t>This supplement provides detailed annual-projection accuracy metrics that support the main manuscript. Values are reproduced from the same result CSVs used to generate the main tables and figures; no numbers are hard-coded.</w:t>
+        <w:t>This supplement provides detailed tables that support the main manuscript. Values are reproduced from the same result CSVs used to generate the main tables and figures; no numbers are hard-coded.</w:t>
       </w:r>
     </w:p>
     <w:p>
@@ -35,14 +35,21 @@
         <w:tblLook w:firstColumn="1" w:firstRow="1" w:lastColumn="0" w:lastRow="0" w:noHBand="0" w:noVBand="1" w:val="04A0"/>
       </w:tblPr>
       <w:tblGrid>
-        <w:gridCol w:w="2880"/>
-        <w:gridCol w:w="2880"/>
-        <w:gridCol w:w="2880"/>
+        <w:gridCol w:w="864"/>
+        <w:gridCol w:w="864"/>
+        <w:gridCol w:w="864"/>
+        <w:gridCol w:w="864"/>
+        <w:gridCol w:w="864"/>
+        <w:gridCol w:w="864"/>
+        <w:gridCol w:w="864"/>
+        <w:gridCol w:w="864"/>
+        <w:gridCol w:w="864"/>
+        <w:gridCol w:w="864"/>
       </w:tblGrid>
       <w:tr>
         <w:tc>
           <w:tcPr>
-            <w:tcW w:type="dxa" w:w="2880"/>
+            <w:tcW w:type="dxa" w:w="864"/>
           </w:tcPr>
           <w:p>
             <w:r>
@@ -55,7 +62,7 @@
         </w:tc>
         <w:tc>
           <w:tcPr>
-            <w:tcW w:type="dxa" w:w="2880"/>
+            <w:tcW w:type="dxa" w:w="864"/>
           </w:tcPr>
           <w:p>
             <w:r>
@@ -68,7 +75,7 @@
         </w:tc>
         <w:tc>
           <w:tcPr>
-            <w:tcW w:type="dxa" w:w="2880"/>
+            <w:tcW w:type="dxa" w:w="864"/>
           </w:tcPr>
           <w:p>
             <w:r>
@@ -79,11 +86,102 @@
             </w:r>
           </w:p>
         </w:tc>
+        <w:tc>
+          <w:tcPr>
+            <w:tcW w:type="dxa" w:w="864"/>
+          </w:tcPr>
+          <w:p>
+            <w:r>
+              <w:rPr>
+                <w:b/>
+              </w:rPr>
+              <w:t>Direction agreement</w:t>
+            </w:r>
+          </w:p>
+        </w:tc>
+        <w:tc>
+          <w:tcPr>
+            <w:tcW w:type="dxa" w:w="864"/>
+          </w:tcPr>
+          <w:p>
+            <w:r>
+              <w:rPr>
+                <w:b/>
+              </w:rPr>
+              <w:t>Alarm Accuracy</w:t>
+            </w:r>
+          </w:p>
+        </w:tc>
+        <w:tc>
+          <w:tcPr>
+            <w:tcW w:type="dxa" w:w="864"/>
+          </w:tcPr>
+          <w:p>
+            <w:r>
+              <w:rPr>
+                <w:b/>
+              </w:rPr>
+              <w:t>Alarm Sensitivity</w:t>
+            </w:r>
+          </w:p>
+        </w:tc>
+        <w:tc>
+          <w:tcPr>
+            <w:tcW w:type="dxa" w:w="864"/>
+          </w:tcPr>
+          <w:p>
+            <w:r>
+              <w:rPr>
+                <w:b/>
+              </w:rPr>
+              <w:t>Alarm Specificity</w:t>
+            </w:r>
+          </w:p>
+        </w:tc>
+        <w:tc>
+          <w:tcPr>
+            <w:tcW w:type="dxa" w:w="864"/>
+          </w:tcPr>
+          <w:p>
+            <w:r>
+              <w:rPr>
+                <w:b/>
+              </w:rPr>
+              <w:t>Alarm Precision</w:t>
+            </w:r>
+          </w:p>
+        </w:tc>
+        <w:tc>
+          <w:tcPr>
+            <w:tcW w:type="dxa" w:w="864"/>
+          </w:tcPr>
+          <w:p>
+            <w:r>
+              <w:rPr>
+                <w:b/>
+              </w:rPr>
+              <w:t>threshold_alarms_obs</w:t>
+            </w:r>
+          </w:p>
+        </w:tc>
+        <w:tc>
+          <w:tcPr>
+            <w:tcW w:type="dxa" w:w="864"/>
+          </w:tcPr>
+          <w:p>
+            <w:r>
+              <w:rPr>
+                <w:b/>
+              </w:rPr>
+              <w:t>threshold_alarms_proj</w:t>
+            </w:r>
+          </w:p>
+        </w:tc>
       </w:tr>
       <w:tr>
         <w:tc>
           <w:tcPr>
-            <w:tcW w:type="dxa" w:w="2880"/>
+            <w:tcW w:type="dxa" w:w="864"/>
           </w:tcPr>
           <w:p>
             <w:r>
@@ -93,7 +191,7 @@
         </w:tc>
         <w:tc>
           <w:tcPr>
-            <w:tcW w:type="dxa" w:w="2880"/>
+            <w:tcW w:type="dxa" w:w="864"/>
           </w:tcPr>
           <w:p>
             <w:r>
@@ -103,7 +201,7 @@
         </w:tc>
         <w:tc>
           <w:tcPr>
-            <w:tcW w:type="dxa" w:w="2880"/>
+            <w:tcW w:type="dxa" w:w="864"/>
           </w:tcPr>
           <w:p>
             <w:r>
@@ -111,11 +209,81 @@
             </w:r>
           </w:p>
         </w:tc>
+        <w:tc>
+          <w:tcPr>
+            <w:tcW w:type="dxa" w:w="864"/>
+          </w:tcPr>
+          <w:p>
+            <w:r>
+              <w:t>19.4%</w:t>
+            </w:r>
+          </w:p>
+        </w:tc>
+        <w:tc>
+          <w:tcPr>
+            <w:tcW w:type="dxa" w:w="864"/>
+          </w:tcPr>
+          <w:p>
+            <w:r>
+              <w:t>100.0%</w:t>
+            </w:r>
+          </w:p>
+        </w:tc>
+        <w:tc>
+          <w:tcPr>
+            <w:tcW w:type="dxa" w:w="864"/>
+          </w:tcPr>
+          <w:p>
+            <w:r>
+              <w:t>—</w:t>
+            </w:r>
+          </w:p>
+        </w:tc>
+        <w:tc>
+          <w:tcPr>
+            <w:tcW w:type="dxa" w:w="864"/>
+          </w:tcPr>
+          <w:p>
+            <w:r>
+              <w:t>100.0%</w:t>
+            </w:r>
+          </w:p>
+        </w:tc>
+        <w:tc>
+          <w:tcPr>
+            <w:tcW w:type="dxa" w:w="864"/>
+          </w:tcPr>
+          <w:p>
+            <w:r>
+              <w:t>—</w:t>
+            </w:r>
+          </w:p>
+        </w:tc>
+        <w:tc>
+          <w:tcPr>
+            <w:tcW w:type="dxa" w:w="864"/>
+          </w:tcPr>
+          <w:p>
+            <w:r>
+              <w:t>0.00</w:t>
+            </w:r>
+          </w:p>
+        </w:tc>
+        <w:tc>
+          <w:tcPr>
+            <w:tcW w:type="dxa" w:w="864"/>
+          </w:tcPr>
+          <w:p>
+            <w:r>
+              <w:t>0.00</w:t>
+            </w:r>
+          </w:p>
+        </w:tc>
       </w:tr>
       <w:tr>
         <w:tc>
           <w:tcPr>
-            <w:tcW w:type="dxa" w:w="2880"/>
+            <w:tcW w:type="dxa" w:w="864"/>
           </w:tcPr>
           <w:p>
             <w:r>
@@ -125,7 +293,7 @@
         </w:tc>
         <w:tc>
           <w:tcPr>
-            <w:tcW w:type="dxa" w:w="2880"/>
+            <w:tcW w:type="dxa" w:w="864"/>
           </w:tcPr>
           <w:p>
             <w:r>
@@ -135,7 +303,7 @@
         </w:tc>
         <w:tc>
           <w:tcPr>
-            <w:tcW w:type="dxa" w:w="2880"/>
+            <w:tcW w:type="dxa" w:w="864"/>
           </w:tcPr>
           <w:p>
             <w:r>
@@ -143,11 +311,81 @@
             </w:r>
           </w:p>
         </w:tc>
+        <w:tc>
+          <w:tcPr>
+            <w:tcW w:type="dxa" w:w="864"/>
+          </w:tcPr>
+          <w:p>
+            <w:r>
+              <w:t>19.4%</w:t>
+            </w:r>
+          </w:p>
+        </w:tc>
+        <w:tc>
+          <w:tcPr>
+            <w:tcW w:type="dxa" w:w="864"/>
+          </w:tcPr>
+          <w:p>
+            <w:r>
+              <w:t>100.0%</w:t>
+            </w:r>
+          </w:p>
+        </w:tc>
+        <w:tc>
+          <w:tcPr>
+            <w:tcW w:type="dxa" w:w="864"/>
+          </w:tcPr>
+          <w:p>
+            <w:r>
+              <w:t>—</w:t>
+            </w:r>
+          </w:p>
+        </w:tc>
+        <w:tc>
+          <w:tcPr>
+            <w:tcW w:type="dxa" w:w="864"/>
+          </w:tcPr>
+          <w:p>
+            <w:r>
+              <w:t>100.0%</w:t>
+            </w:r>
+          </w:p>
+        </w:tc>
+        <w:tc>
+          <w:tcPr>
+            <w:tcW w:type="dxa" w:w="864"/>
+          </w:tcPr>
+          <w:p>
+            <w:r>
+              <w:t>—</w:t>
+            </w:r>
+          </w:p>
+        </w:tc>
+        <w:tc>
+          <w:tcPr>
+            <w:tcW w:type="dxa" w:w="864"/>
+          </w:tcPr>
+          <w:p>
+            <w:r>
+              <w:t>0.00</w:t>
+            </w:r>
+          </w:p>
+        </w:tc>
+        <w:tc>
+          <w:tcPr>
+            <w:tcW w:type="dxa" w:w="864"/>
+          </w:tcPr>
+          <w:p>
+            <w:r>
+              <w:t>0.00</w:t>
+            </w:r>
+          </w:p>
+        </w:tc>
       </w:tr>
       <w:tr>
         <w:tc>
           <w:tcPr>
-            <w:tcW w:type="dxa" w:w="2880"/>
+            <w:tcW w:type="dxa" w:w="864"/>
           </w:tcPr>
           <w:p>
             <w:r>
@@ -157,7 +395,7 @@
         </w:tc>
         <w:tc>
           <w:tcPr>
-            <w:tcW w:type="dxa" w:w="2880"/>
+            <w:tcW w:type="dxa" w:w="864"/>
           </w:tcPr>
           <w:p>
             <w:r>
@@ -167,7 +405,7 @@
         </w:tc>
         <w:tc>
           <w:tcPr>
-            <w:tcW w:type="dxa" w:w="2880"/>
+            <w:tcW w:type="dxa" w:w="864"/>
           </w:tcPr>
           <w:p>
             <w:r>
@@ -175,11 +413,81 @@
             </w:r>
           </w:p>
         </w:tc>
+        <w:tc>
+          <w:tcPr>
+            <w:tcW w:type="dxa" w:w="864"/>
+          </w:tcPr>
+          <w:p>
+            <w:r>
+              <w:t>16.7%</w:t>
+            </w:r>
+          </w:p>
+        </w:tc>
+        <w:tc>
+          <w:tcPr>
+            <w:tcW w:type="dxa" w:w="864"/>
+          </w:tcPr>
+          <w:p>
+            <w:r>
+              <w:t>100.0%</w:t>
+            </w:r>
+          </w:p>
+        </w:tc>
+        <w:tc>
+          <w:tcPr>
+            <w:tcW w:type="dxa" w:w="864"/>
+          </w:tcPr>
+          <w:p>
+            <w:r>
+              <w:t>—</w:t>
+            </w:r>
+          </w:p>
+        </w:tc>
+        <w:tc>
+          <w:tcPr>
+            <w:tcW w:type="dxa" w:w="864"/>
+          </w:tcPr>
+          <w:p>
+            <w:r>
+              <w:t>100.0%</w:t>
+            </w:r>
+          </w:p>
+        </w:tc>
+        <w:tc>
+          <w:tcPr>
+            <w:tcW w:type="dxa" w:w="864"/>
+          </w:tcPr>
+          <w:p>
+            <w:r>
+              <w:t>—</w:t>
+            </w:r>
+          </w:p>
+        </w:tc>
+        <w:tc>
+          <w:tcPr>
+            <w:tcW w:type="dxa" w:w="864"/>
+          </w:tcPr>
+          <w:p>
+            <w:r>
+              <w:t>0.00</w:t>
+            </w:r>
+          </w:p>
+        </w:tc>
+        <w:tc>
+          <w:tcPr>
+            <w:tcW w:type="dxa" w:w="864"/>
+          </w:tcPr>
+          <w:p>
+            <w:r>
+              <w:t>0.00</w:t>
+            </w:r>
+          </w:p>
+        </w:tc>
       </w:tr>
       <w:tr>
         <w:tc>
           <w:tcPr>
-            <w:tcW w:type="dxa" w:w="2880"/>
+            <w:tcW w:type="dxa" w:w="864"/>
           </w:tcPr>
           <w:p>
             <w:r>
@@ -189,7 +497,7 @@
         </w:tc>
         <w:tc>
           <w:tcPr>
-            <w:tcW w:type="dxa" w:w="2880"/>
+            <w:tcW w:type="dxa" w:w="864"/>
           </w:tcPr>
           <w:p>
             <w:r>
@@ -199,7 +507,7 @@
         </w:tc>
         <w:tc>
           <w:tcPr>
-            <w:tcW w:type="dxa" w:w="2880"/>
+            <w:tcW w:type="dxa" w:w="864"/>
           </w:tcPr>
           <w:p>
             <w:r>
@@ -207,11 +515,81 @@
             </w:r>
           </w:p>
         </w:tc>
+        <w:tc>
+          <w:tcPr>
+            <w:tcW w:type="dxa" w:w="864"/>
+          </w:tcPr>
+          <w:p>
+            <w:r>
+              <w:t>22.2%</w:t>
+            </w:r>
+          </w:p>
+        </w:tc>
+        <w:tc>
+          <w:tcPr>
+            <w:tcW w:type="dxa" w:w="864"/>
+          </w:tcPr>
+          <w:p>
+            <w:r>
+              <w:t>100.0%</w:t>
+            </w:r>
+          </w:p>
+        </w:tc>
+        <w:tc>
+          <w:tcPr>
+            <w:tcW w:type="dxa" w:w="864"/>
+          </w:tcPr>
+          <w:p>
+            <w:r>
+              <w:t>—</w:t>
+            </w:r>
+          </w:p>
+        </w:tc>
+        <w:tc>
+          <w:tcPr>
+            <w:tcW w:type="dxa" w:w="864"/>
+          </w:tcPr>
+          <w:p>
+            <w:r>
+              <w:t>100.0%</w:t>
+            </w:r>
+          </w:p>
+        </w:tc>
+        <w:tc>
+          <w:tcPr>
+            <w:tcW w:type="dxa" w:w="864"/>
+          </w:tcPr>
+          <w:p>
+            <w:r>
+              <w:t>—</w:t>
+            </w:r>
+          </w:p>
+        </w:tc>
+        <w:tc>
+          <w:tcPr>
+            <w:tcW w:type="dxa" w:w="864"/>
+          </w:tcPr>
+          <w:p>
+            <w:r>
+              <w:t>0.00</w:t>
+            </w:r>
+          </w:p>
+        </w:tc>
+        <w:tc>
+          <w:tcPr>
+            <w:tcW w:type="dxa" w:w="864"/>
+          </w:tcPr>
+          <w:p>
+            <w:r>
+              <w:t>0.00</w:t>
+            </w:r>
+          </w:p>
+        </w:tc>
       </w:tr>
       <w:tr>
         <w:tc>
           <w:tcPr>
-            <w:tcW w:type="dxa" w:w="2880"/>
+            <w:tcW w:type="dxa" w:w="864"/>
           </w:tcPr>
           <w:p>
             <w:r>
@@ -221,7 +599,7 @@
         </w:tc>
         <w:tc>
           <w:tcPr>
-            <w:tcW w:type="dxa" w:w="2880"/>
+            <w:tcW w:type="dxa" w:w="864"/>
           </w:tcPr>
           <w:p>
             <w:r>
@@ -231,7 +609,7 @@
         </w:tc>
         <w:tc>
           <w:tcPr>
-            <w:tcW w:type="dxa" w:w="2880"/>
+            <w:tcW w:type="dxa" w:w="864"/>
           </w:tcPr>
           <w:p>
             <w:r>
@@ -239,11 +617,81 @@
             </w:r>
           </w:p>
         </w:tc>
+        <w:tc>
+          <w:tcPr>
+            <w:tcW w:type="dxa" w:w="864"/>
+          </w:tcPr>
+          <w:p>
+            <w:r>
+              <w:t>27.8%</w:t>
+            </w:r>
+          </w:p>
+        </w:tc>
+        <w:tc>
+          <w:tcPr>
+            <w:tcW w:type="dxa" w:w="864"/>
+          </w:tcPr>
+          <w:p>
+            <w:r>
+              <w:t>100.0%</w:t>
+            </w:r>
+          </w:p>
+        </w:tc>
+        <w:tc>
+          <w:tcPr>
+            <w:tcW w:type="dxa" w:w="864"/>
+          </w:tcPr>
+          <w:p>
+            <w:r>
+              <w:t>—</w:t>
+            </w:r>
+          </w:p>
+        </w:tc>
+        <w:tc>
+          <w:tcPr>
+            <w:tcW w:type="dxa" w:w="864"/>
+          </w:tcPr>
+          <w:p>
+            <w:r>
+              <w:t>100.0%</w:t>
+            </w:r>
+          </w:p>
+        </w:tc>
+        <w:tc>
+          <w:tcPr>
+            <w:tcW w:type="dxa" w:w="864"/>
+          </w:tcPr>
+          <w:p>
+            <w:r>
+              <w:t>—</w:t>
+            </w:r>
+          </w:p>
+        </w:tc>
+        <w:tc>
+          <w:tcPr>
+            <w:tcW w:type="dxa" w:w="864"/>
+          </w:tcPr>
+          <w:p>
+            <w:r>
+              <w:t>0.00</w:t>
+            </w:r>
+          </w:p>
+        </w:tc>
+        <w:tc>
+          <w:tcPr>
+            <w:tcW w:type="dxa" w:w="864"/>
+          </w:tcPr>
+          <w:p>
+            <w:r>
+              <w:t>0.00</w:t>
+            </w:r>
+          </w:p>
+        </w:tc>
       </w:tr>
       <w:tr>
         <w:tc>
           <w:tcPr>
-            <w:tcW w:type="dxa" w:w="2880"/>
+            <w:tcW w:type="dxa" w:w="864"/>
           </w:tcPr>
           <w:p>
             <w:r>
@@ -253,7 +701,7 @@
         </w:tc>
         <w:tc>
           <w:tcPr>
-            <w:tcW w:type="dxa" w:w="2880"/>
+            <w:tcW w:type="dxa" w:w="864"/>
           </w:tcPr>
           <w:p>
             <w:r>
@@ -263,7 +711,7 @@
         </w:tc>
         <w:tc>
           <w:tcPr>
-            <w:tcW w:type="dxa" w:w="2880"/>
+            <w:tcW w:type="dxa" w:w="864"/>
           </w:tcPr>
           <w:p>
             <w:r>
@@ -271,11 +719,81 @@
             </w:r>
           </w:p>
         </w:tc>
+        <w:tc>
+          <w:tcPr>
+            <w:tcW w:type="dxa" w:w="864"/>
+          </w:tcPr>
+          <w:p>
+            <w:r>
+              <w:t>16.7%</w:t>
+            </w:r>
+          </w:p>
+        </w:tc>
+        <w:tc>
+          <w:tcPr>
+            <w:tcW w:type="dxa" w:w="864"/>
+          </w:tcPr>
+          <w:p>
+            <w:r>
+              <w:t>100.0%</w:t>
+            </w:r>
+          </w:p>
+        </w:tc>
+        <w:tc>
+          <w:tcPr>
+            <w:tcW w:type="dxa" w:w="864"/>
+          </w:tcPr>
+          <w:p>
+            <w:r>
+              <w:t>—</w:t>
+            </w:r>
+          </w:p>
+        </w:tc>
+        <w:tc>
+          <w:tcPr>
+            <w:tcW w:type="dxa" w:w="864"/>
+          </w:tcPr>
+          <w:p>
+            <w:r>
+              <w:t>100.0%</w:t>
+            </w:r>
+          </w:p>
+        </w:tc>
+        <w:tc>
+          <w:tcPr>
+            <w:tcW w:type="dxa" w:w="864"/>
+          </w:tcPr>
+          <w:p>
+            <w:r>
+              <w:t>—</w:t>
+            </w:r>
+          </w:p>
+        </w:tc>
+        <w:tc>
+          <w:tcPr>
+            <w:tcW w:type="dxa" w:w="864"/>
+          </w:tcPr>
+          <w:p>
+            <w:r>
+              <w:t>0.00</w:t>
+            </w:r>
+          </w:p>
+        </w:tc>
+        <w:tc>
+          <w:tcPr>
+            <w:tcW w:type="dxa" w:w="864"/>
+          </w:tcPr>
+          <w:p>
+            <w:r>
+              <w:t>0.00</w:t>
+            </w:r>
+          </w:p>
+        </w:tc>
       </w:tr>
       <w:tr>
         <w:tc>
           <w:tcPr>
-            <w:tcW w:type="dxa" w:w="2880"/>
+            <w:tcW w:type="dxa" w:w="864"/>
           </w:tcPr>
           <w:p>
             <w:r>
@@ -285,7 +803,7 @@
         </w:tc>
         <w:tc>
           <w:tcPr>
-            <w:tcW w:type="dxa" w:w="2880"/>
+            <w:tcW w:type="dxa" w:w="864"/>
           </w:tcPr>
           <w:p>
             <w:r>
@@ -295,7 +813,7 @@
         </w:tc>
         <w:tc>
           <w:tcPr>
-            <w:tcW w:type="dxa" w:w="2880"/>
+            <w:tcW w:type="dxa" w:w="864"/>
           </w:tcPr>
           <w:p>
             <w:r>
@@ -303,11 +821,81 @@
             </w:r>
           </w:p>
         </w:tc>
+        <w:tc>
+          <w:tcPr>
+            <w:tcW w:type="dxa" w:w="864"/>
+          </w:tcPr>
+          <w:p>
+            <w:r>
+              <w:t>25.0%</w:t>
+            </w:r>
+          </w:p>
+        </w:tc>
+        <w:tc>
+          <w:tcPr>
+            <w:tcW w:type="dxa" w:w="864"/>
+          </w:tcPr>
+          <w:p>
+            <w:r>
+              <w:t>28.6%</w:t>
+            </w:r>
+          </w:p>
+        </w:tc>
+        <w:tc>
+          <w:tcPr>
+            <w:tcW w:type="dxa" w:w="864"/>
+          </w:tcPr>
+          <w:p>
+            <w:r>
+              <w:t>0.0%</w:t>
+            </w:r>
+          </w:p>
+        </w:tc>
+        <w:tc>
+          <w:tcPr>
+            <w:tcW w:type="dxa" w:w="864"/>
+          </w:tcPr>
+          <w:p>
+            <w:r>
+              <w:t>100.0%</w:t>
+            </w:r>
+          </w:p>
+        </w:tc>
+        <w:tc>
+          <w:tcPr>
+            <w:tcW w:type="dxa" w:w="864"/>
+          </w:tcPr>
+          <w:p>
+            <w:r>
+              <w:t>—</w:t>
+            </w:r>
+          </w:p>
+        </w:tc>
+        <w:tc>
+          <w:tcPr>
+            <w:tcW w:type="dxa" w:w="864"/>
+          </w:tcPr>
+          <w:p>
+            <w:r>
+              <w:t>5.00</w:t>
+            </w:r>
+          </w:p>
+        </w:tc>
+        <w:tc>
+          <w:tcPr>
+            <w:tcW w:type="dxa" w:w="864"/>
+          </w:tcPr>
+          <w:p>
+            <w:r>
+              <w:t>0.00</w:t>
+            </w:r>
+          </w:p>
+        </w:tc>
       </w:tr>
       <w:tr>
         <w:tc>
           <w:tcPr>
-            <w:tcW w:type="dxa" w:w="2880"/>
+            <w:tcW w:type="dxa" w:w="864"/>
           </w:tcPr>
           <w:p>
             <w:r>
@@ -317,7 +905,7 @@
         </w:tc>
         <w:tc>
           <w:tcPr>
-            <w:tcW w:type="dxa" w:w="2880"/>
+            <w:tcW w:type="dxa" w:w="864"/>
           </w:tcPr>
           <w:p>
             <w:r>
@@ -327,7 +915,7 @@
         </w:tc>
         <w:tc>
           <w:tcPr>
-            <w:tcW w:type="dxa" w:w="2880"/>
+            <w:tcW w:type="dxa" w:w="864"/>
           </w:tcPr>
           <w:p>
             <w:r>
@@ -335,11 +923,81 @@
             </w:r>
           </w:p>
         </w:tc>
+        <w:tc>
+          <w:tcPr>
+            <w:tcW w:type="dxa" w:w="864"/>
+          </w:tcPr>
+          <w:p>
+            <w:r>
+              <w:t>22.2%</w:t>
+            </w:r>
+          </w:p>
+        </w:tc>
+        <w:tc>
+          <w:tcPr>
+            <w:tcW w:type="dxa" w:w="864"/>
+          </w:tcPr>
+          <w:p>
+            <w:r>
+              <w:t>100.0%</w:t>
+            </w:r>
+          </w:p>
+        </w:tc>
+        <w:tc>
+          <w:tcPr>
+            <w:tcW w:type="dxa" w:w="864"/>
+          </w:tcPr>
+          <w:p>
+            <w:r>
+              <w:t>—</w:t>
+            </w:r>
+          </w:p>
+        </w:tc>
+        <w:tc>
+          <w:tcPr>
+            <w:tcW w:type="dxa" w:w="864"/>
+          </w:tcPr>
+          <w:p>
+            <w:r>
+              <w:t>100.0%</w:t>
+            </w:r>
+          </w:p>
+        </w:tc>
+        <w:tc>
+          <w:tcPr>
+            <w:tcW w:type="dxa" w:w="864"/>
+          </w:tcPr>
+          <w:p>
+            <w:r>
+              <w:t>—</w:t>
+            </w:r>
+          </w:p>
+        </w:tc>
+        <w:tc>
+          <w:tcPr>
+            <w:tcW w:type="dxa" w:w="864"/>
+          </w:tcPr>
+          <w:p>
+            <w:r>
+              <w:t>0.00</w:t>
+            </w:r>
+          </w:p>
+        </w:tc>
+        <w:tc>
+          <w:tcPr>
+            <w:tcW w:type="dxa" w:w="864"/>
+          </w:tcPr>
+          <w:p>
+            <w:r>
+              <w:t>0.00</w:t>
+            </w:r>
+          </w:p>
+        </w:tc>
       </w:tr>
       <w:tr>
         <w:tc>
           <w:tcPr>
-            <w:tcW w:type="dxa" w:w="2880"/>
+            <w:tcW w:type="dxa" w:w="864"/>
           </w:tcPr>
           <w:p>
             <w:r>
@@ -349,7 +1007,7 @@
         </w:tc>
         <w:tc>
           <w:tcPr>
-            <w:tcW w:type="dxa" w:w="2880"/>
+            <w:tcW w:type="dxa" w:w="864"/>
           </w:tcPr>
           <w:p>
             <w:r>
@@ -359,11 +1017,81 @@
         </w:tc>
         <w:tc>
           <w:tcPr>
-            <w:tcW w:type="dxa" w:w="2880"/>
+            <w:tcW w:type="dxa" w:w="864"/>
           </w:tcPr>
           <w:p>
             <w:r>
               <w:t>77.4%</w:t>
+            </w:r>
+          </w:p>
+        </w:tc>
+        <w:tc>
+          <w:tcPr>
+            <w:tcW w:type="dxa" w:w="864"/>
+          </w:tcPr>
+          <w:p>
+            <w:r>
+              <w:t>25.0%</w:t>
+            </w:r>
+          </w:p>
+        </w:tc>
+        <w:tc>
+          <w:tcPr>
+            <w:tcW w:type="dxa" w:w="864"/>
+          </w:tcPr>
+          <w:p>
+            <w:r>
+              <w:t>100.0%</w:t>
+            </w:r>
+          </w:p>
+        </w:tc>
+        <w:tc>
+          <w:tcPr>
+            <w:tcW w:type="dxa" w:w="864"/>
+          </w:tcPr>
+          <w:p>
+            <w:r>
+              <w:t>—</w:t>
+            </w:r>
+          </w:p>
+        </w:tc>
+        <w:tc>
+          <w:tcPr>
+            <w:tcW w:type="dxa" w:w="864"/>
+          </w:tcPr>
+          <w:p>
+            <w:r>
+              <w:t>100.0%</w:t>
+            </w:r>
+          </w:p>
+        </w:tc>
+        <w:tc>
+          <w:tcPr>
+            <w:tcW w:type="dxa" w:w="864"/>
+          </w:tcPr>
+          <w:p>
+            <w:r>
+              <w:t>—</w:t>
+            </w:r>
+          </w:p>
+        </w:tc>
+        <w:tc>
+          <w:tcPr>
+            <w:tcW w:type="dxa" w:w="864"/>
+          </w:tcPr>
+          <w:p>
+            <w:r>
+              <w:t>0.00</w:t>
+            </w:r>
+          </w:p>
+        </w:tc>
+        <w:tc>
+          <w:tcPr>
+            <w:tcW w:type="dxa" w:w="864"/>
+          </w:tcPr>
+          <w:p>
+            <w:r>
+              <w:t>0.00</w:t>
             </w:r>
           </w:p>
         </w:tc>
@@ -395,6 +1123,1120 @@
         <w:tblLook w:firstColumn="1" w:firstRow="1" w:lastColumn="0" w:lastRow="0" w:noHBand="0" w:noVBand="1" w:val="04A0"/>
       </w:tblPr>
       <w:tblGrid>
+        <w:gridCol w:w="2160"/>
+        <w:gridCol w:w="2160"/>
+        <w:gridCol w:w="2160"/>
+        <w:gridCol w:w="2160"/>
+      </w:tblGrid>
+      <w:tr>
+        <w:tc>
+          <w:tcPr>
+            <w:tcW w:type="dxa" w:w="2160"/>
+          </w:tcPr>
+          <w:p>
+            <w:r>
+              <w:rPr>
+                <w:b/>
+              </w:rPr>
+              <w:t>Compartment</w:t>
+            </w:r>
+          </w:p>
+        </w:tc>
+        <w:tc>
+          <w:tcPr>
+            <w:tcW w:type="dxa" w:w="2160"/>
+          </w:tcPr>
+          <w:p>
+            <w:r>
+              <w:rPr>
+                <w:b/>
+              </w:rPr>
+              <w:t>RMSE</w:t>
+            </w:r>
+          </w:p>
+        </w:tc>
+        <w:tc>
+          <w:tcPr>
+            <w:tcW w:type="dxa" w:w="2160"/>
+          </w:tcPr>
+          <w:p>
+            <w:r>
+              <w:rPr>
+                <w:b/>
+              </w:rPr>
+              <w:t>MAPE</w:t>
+            </w:r>
+          </w:p>
+        </w:tc>
+        <w:tc>
+          <w:tcPr>
+            <w:tcW w:type="dxa" w:w="2160"/>
+          </w:tcPr>
+          <w:p>
+            <w:r>
+              <w:rPr>
+                <w:b/>
+              </w:rPr>
+              <w:t>Direction agreement</w:t>
+            </w:r>
+          </w:p>
+        </w:tc>
+      </w:tr>
+      <w:tr>
+        <w:tc>
+          <w:tcPr>
+            <w:tcW w:type="dxa" w:w="2160"/>
+          </w:tcPr>
+          <w:p>
+            <w:r>
+              <w:t>A</w:t>
+            </w:r>
+          </w:p>
+        </w:tc>
+        <w:tc>
+          <w:tcPr>
+            <w:tcW w:type="dxa" w:w="2160"/>
+          </w:tcPr>
+          <w:p>
+            <w:r>
+              <w:t>860.78</w:t>
+            </w:r>
+          </w:p>
+        </w:tc>
+        <w:tc>
+          <w:tcPr>
+            <w:tcW w:type="dxa" w:w="2160"/>
+          </w:tcPr>
+          <w:p>
+            <w:r>
+              <w:t>224.2%</w:t>
+            </w:r>
+          </w:p>
+        </w:tc>
+        <w:tc>
+          <w:tcPr>
+            <w:tcW w:type="dxa" w:w="2160"/>
+          </w:tcPr>
+          <w:p>
+            <w:r>
+              <w:t>9.3%</w:t>
+            </w:r>
+          </w:p>
+        </w:tc>
+      </w:tr>
+      <w:tr>
+        <w:tc>
+          <w:tcPr>
+            <w:tcW w:type="dxa" w:w="2160"/>
+          </w:tcPr>
+          <w:p>
+            <w:r>
+              <w:t>D</w:t>
+            </w:r>
+          </w:p>
+        </w:tc>
+        <w:tc>
+          <w:tcPr>
+            <w:tcW w:type="dxa" w:w="2160"/>
+          </w:tcPr>
+          <w:p>
+            <w:r>
+              <w:t>19772.90</w:t>
+            </w:r>
+          </w:p>
+        </w:tc>
+        <w:tc>
+          <w:tcPr>
+            <w:tcW w:type="dxa" w:w="2160"/>
+          </w:tcPr>
+          <w:p>
+            <w:r>
+              <w:t>262.8%</w:t>
+            </w:r>
+          </w:p>
+        </w:tc>
+        <w:tc>
+          <w:tcPr>
+            <w:tcW w:type="dxa" w:w="2160"/>
+          </w:tcPr>
+          <w:p>
+            <w:r>
+              <w:t>1.9%</w:t>
+            </w:r>
+          </w:p>
+        </w:tc>
+      </w:tr>
+      <w:tr>
+        <w:tc>
+          <w:tcPr>
+            <w:tcW w:type="dxa" w:w="2160"/>
+          </w:tcPr>
+          <w:p>
+            <w:r>
+              <w:t>H_A</w:t>
+            </w:r>
+          </w:p>
+        </w:tc>
+        <w:tc>
+          <w:tcPr>
+            <w:tcW w:type="dxa" w:w="2160"/>
+          </w:tcPr>
+          <w:p>
+            <w:r>
+              <w:t>406.05</w:t>
+            </w:r>
+          </w:p>
+        </w:tc>
+        <w:tc>
+          <w:tcPr>
+            <w:tcW w:type="dxa" w:w="2160"/>
+          </w:tcPr>
+          <w:p>
+            <w:r>
+              <w:t>50.9%</w:t>
+            </w:r>
+          </w:p>
+        </w:tc>
+        <w:tc>
+          <w:tcPr>
+            <w:tcW w:type="dxa" w:w="2160"/>
+          </w:tcPr>
+          <w:p>
+            <w:r>
+              <w:t>38.9%</w:t>
+            </w:r>
+          </w:p>
+        </w:tc>
+      </w:tr>
+      <w:tr>
+        <w:tc>
+          <w:tcPr>
+            <w:tcW w:type="dxa" w:w="2160"/>
+          </w:tcPr>
+          <w:p>
+            <w:r>
+              <w:t>H_D</w:t>
+            </w:r>
+          </w:p>
+        </w:tc>
+        <w:tc>
+          <w:tcPr>
+            <w:tcW w:type="dxa" w:w="2160"/>
+          </w:tcPr>
+          <w:p>
+            <w:r>
+              <w:t>8086.06</w:t>
+            </w:r>
+          </w:p>
+        </w:tc>
+        <w:tc>
+          <w:tcPr>
+            <w:tcW w:type="dxa" w:w="2160"/>
+          </w:tcPr>
+          <w:p>
+            <w:r>
+              <w:t>170.7%</w:t>
+            </w:r>
+          </w:p>
+        </w:tc>
+        <w:tc>
+          <w:tcPr>
+            <w:tcW w:type="dxa" w:w="2160"/>
+          </w:tcPr>
+          <w:p>
+            <w:r>
+              <w:t>9.3%</w:t>
+            </w:r>
+          </w:p>
+        </w:tc>
+      </w:tr>
+      <w:tr>
+        <w:tc>
+          <w:tcPr>
+            <w:tcW w:type="dxa" w:w="2160"/>
+          </w:tcPr>
+          <w:p>
+            <w:r>
+              <w:t>P_A</w:t>
+            </w:r>
+          </w:p>
+        </w:tc>
+        <w:tc>
+          <w:tcPr>
+            <w:tcW w:type="dxa" w:w="2160"/>
+          </w:tcPr>
+          <w:p>
+            <w:r>
+              <w:t>1738.38</w:t>
+            </w:r>
+          </w:p>
+        </w:tc>
+        <w:tc>
+          <w:tcPr>
+            <w:tcW w:type="dxa" w:w="2160"/>
+          </w:tcPr>
+          <w:p>
+            <w:r>
+              <w:t>35.5%</w:t>
+            </w:r>
+          </w:p>
+        </w:tc>
+        <w:tc>
+          <w:tcPr>
+            <w:tcW w:type="dxa" w:w="2160"/>
+          </w:tcPr>
+          <w:p>
+            <w:r>
+              <w:t>25.9%</w:t>
+            </w:r>
+          </w:p>
+        </w:tc>
+      </w:tr>
+      <w:tr>
+        <w:tc>
+          <w:tcPr>
+            <w:tcW w:type="dxa" w:w="2160"/>
+          </w:tcPr>
+          <w:p>
+            <w:r>
+              <w:t>P_D</w:t>
+            </w:r>
+          </w:p>
+        </w:tc>
+        <w:tc>
+          <w:tcPr>
+            <w:tcW w:type="dxa" w:w="2160"/>
+          </w:tcPr>
+          <w:p>
+            <w:r>
+              <w:t>12744.52</w:t>
+            </w:r>
+          </w:p>
+        </w:tc>
+        <w:tc>
+          <w:tcPr>
+            <w:tcW w:type="dxa" w:w="2160"/>
+          </w:tcPr>
+          <w:p>
+            <w:r>
+              <w:t>38.0%</w:t>
+            </w:r>
+          </w:p>
+        </w:tc>
+        <w:tc>
+          <w:tcPr>
+            <w:tcW w:type="dxa" w:w="2160"/>
+          </w:tcPr>
+          <w:p>
+            <w:r>
+              <w:t>44.4%</w:t>
+            </w:r>
+          </w:p>
+        </w:tc>
+      </w:tr>
+    </w:tbl>
+    <w:p>
+      <w:pPr>
+        <w:jc w:val="center"/>
+      </w:pPr>
+      <w:r>
+        <w:rPr>
+          <w:i/>
+        </w:rPr>
+        <w:t>Supplementary Table 2. Projection accuracy by compartment, 2017-2023.</w:t>
+      </w:r>
+    </w:p>
+    <w:p>
+      <w:pPr>
+        <w:pStyle w:val="Heading1"/>
+      </w:pPr>
+      <w:r>
+        <w:t>Supplementary Table 3. Mean observed annual transition rates by civilisation, 2000-2016</w:t>
+      </w:r>
+    </w:p>
+    <w:tbl>
+      <w:tblPr>
+        <w:tblStyle w:val="TableGrid"/>
+        <w:tblW w:type="auto" w:w="0"/>
+        <w:tblLook w:firstColumn="1" w:firstRow="1" w:lastColumn="0" w:lastRow="0" w:noHBand="0" w:noVBand="1" w:val="04A0"/>
+      </w:tblPr>
+      <w:tblGrid>
+        <w:gridCol w:w="1234"/>
+        <w:gridCol w:w="1234"/>
+        <w:gridCol w:w="1234"/>
+        <w:gridCol w:w="1234"/>
+        <w:gridCol w:w="1234"/>
+        <w:gridCol w:w="1234"/>
+        <w:gridCol w:w="1234"/>
+      </w:tblGrid>
+      <w:tr>
+        <w:tc>
+          <w:tcPr>
+            <w:tcW w:type="dxa" w:w="1234"/>
+          </w:tcPr>
+          <w:p>
+            <w:r>
+              <w:rPr>
+                <w:b/>
+              </w:rPr>
+              <w:t>Group</w:t>
+            </w:r>
+          </w:p>
+        </w:tc>
+        <w:tc>
+          <w:tcPr>
+            <w:tcW w:type="dxa" w:w="1234"/>
+          </w:tcPr>
+          <w:p>
+            <w:r>
+              <w:rPr>
+                <w:b/>
+              </w:rPr>
+              <w:t>α</w:t>
+            </w:r>
+          </w:p>
+        </w:tc>
+        <w:tc>
+          <w:tcPr>
+            <w:tcW w:type="dxa" w:w="1234"/>
+          </w:tcPr>
+          <w:p>
+            <w:r>
+              <w:rPr>
+                <w:b/>
+              </w:rPr>
+              <w:t>β</w:t>
+            </w:r>
+          </w:p>
+        </w:tc>
+        <w:tc>
+          <w:tcPr>
+            <w:tcW w:type="dxa" w:w="1234"/>
+          </w:tcPr>
+          <w:p>
+            <w:r>
+              <w:rPr>
+                <w:b/>
+              </w:rPr>
+              <w:t>h_D</w:t>
+            </w:r>
+          </w:p>
+        </w:tc>
+        <w:tc>
+          <w:tcPr>
+            <w:tcW w:type="dxa" w:w="1234"/>
+          </w:tcPr>
+          <w:p>
+            <w:r>
+              <w:rPr>
+                <w:b/>
+              </w:rPr>
+              <w:t>p_D</w:t>
+            </w:r>
+          </w:p>
+        </w:tc>
+        <w:tc>
+          <w:tcPr>
+            <w:tcW w:type="dxa" w:w="1234"/>
+          </w:tcPr>
+          <w:p>
+            <w:r>
+              <w:rPr>
+                <w:b/>
+              </w:rPr>
+              <w:t>d</w:t>
+            </w:r>
+          </w:p>
+        </w:tc>
+        <w:tc>
+          <w:tcPr>
+            <w:tcW w:type="dxa" w:w="1234"/>
+          </w:tcPr>
+          <w:p>
+            <w:r>
+              <w:rPr>
+                <w:b/>
+              </w:rPr>
+              <w:t>I_total</w:t>
+            </w:r>
+          </w:p>
+        </w:tc>
+      </w:tr>
+      <w:tr>
+        <w:tc>
+          <w:tcPr>
+            <w:tcW w:type="dxa" w:w="1234"/>
+          </w:tcPr>
+          <w:p>
+            <w:r>
+              <w:t>Anglosphere ex-US</w:t>
+            </w:r>
+          </w:p>
+        </w:tc>
+        <w:tc>
+          <w:tcPr>
+            <w:tcW w:type="dxa" w:w="1234"/>
+          </w:tcPr>
+          <w:p>
+            <w:r>
+              <w:t>0.012</w:t>
+            </w:r>
+          </w:p>
+        </w:tc>
+        <w:tc>
+          <w:tcPr>
+            <w:tcW w:type="dxa" w:w="1234"/>
+          </w:tcPr>
+          <w:p>
+            <w:r>
+              <w:t>0.034</w:t>
+            </w:r>
+          </w:p>
+        </w:tc>
+        <w:tc>
+          <w:tcPr>
+            <w:tcW w:type="dxa" w:w="1234"/>
+          </w:tcPr>
+          <w:p>
+            <w:r>
+              <w:t>0.046</w:t>
+            </w:r>
+          </w:p>
+        </w:tc>
+        <w:tc>
+          <w:tcPr>
+            <w:tcW w:type="dxa" w:w="1234"/>
+          </w:tcPr>
+          <w:p>
+            <w:r>
+              <w:t>0.087</w:t>
+            </w:r>
+          </w:p>
+        </w:tc>
+        <w:tc>
+          <w:tcPr>
+            <w:tcW w:type="dxa" w:w="1234"/>
+          </w:tcPr>
+          <w:p>
+            <w:r>
+              <w:t>0.046</w:t>
+            </w:r>
+          </w:p>
+        </w:tc>
+        <w:tc>
+          <w:tcPr>
+            <w:tcW w:type="dxa" w:w="1234"/>
+          </w:tcPr>
+          <w:p>
+            <w:r>
+              <w:t>3771.88</w:t>
+            </w:r>
+          </w:p>
+        </w:tc>
+      </w:tr>
+      <w:tr>
+        <w:tc>
+          <w:tcPr>
+            <w:tcW w:type="dxa" w:w="1234"/>
+          </w:tcPr>
+          <w:p>
+            <w:r>
+              <w:t>Continental Europe</w:t>
+            </w:r>
+          </w:p>
+        </w:tc>
+        <w:tc>
+          <w:tcPr>
+            <w:tcW w:type="dxa" w:w="1234"/>
+          </w:tcPr>
+          <w:p>
+            <w:r>
+              <w:t>0.007</w:t>
+            </w:r>
+          </w:p>
+        </w:tc>
+        <w:tc>
+          <w:tcPr>
+            <w:tcW w:type="dxa" w:w="1234"/>
+          </w:tcPr>
+          <w:p>
+            <w:r>
+              <w:t>0.036</w:t>
+            </w:r>
+          </w:p>
+        </w:tc>
+        <w:tc>
+          <w:tcPr>
+            <w:tcW w:type="dxa" w:w="1234"/>
+          </w:tcPr>
+          <w:p>
+            <w:r>
+              <w:t>0.051</w:t>
+            </w:r>
+          </w:p>
+        </w:tc>
+        <w:tc>
+          <w:tcPr>
+            <w:tcW w:type="dxa" w:w="1234"/>
+          </w:tcPr>
+          <w:p>
+            <w:r>
+              <w:t>0.094</w:t>
+            </w:r>
+          </w:p>
+        </w:tc>
+        <w:tc>
+          <w:tcPr>
+            <w:tcW w:type="dxa" w:w="1234"/>
+          </w:tcPr>
+          <w:p>
+            <w:r>
+              <w:t>0.046</w:t>
+            </w:r>
+          </w:p>
+        </w:tc>
+        <w:tc>
+          <w:tcPr>
+            <w:tcW w:type="dxa" w:w="1234"/>
+          </w:tcPr>
+          <w:p>
+            <w:r>
+              <w:t>9935.94</w:t>
+            </w:r>
+          </w:p>
+        </w:tc>
+      </w:tr>
+      <w:tr>
+        <w:tc>
+          <w:tcPr>
+            <w:tcW w:type="dxa" w:w="1234"/>
+          </w:tcPr>
+          <w:p>
+            <w:r>
+              <w:t>Hindu</w:t>
+            </w:r>
+          </w:p>
+        </w:tc>
+        <w:tc>
+          <w:tcPr>
+            <w:tcW w:type="dxa" w:w="1234"/>
+          </w:tcPr>
+          <w:p>
+            <w:r>
+              <w:t>0.008</w:t>
+            </w:r>
+          </w:p>
+        </w:tc>
+        <w:tc>
+          <w:tcPr>
+            <w:tcW w:type="dxa" w:w="1234"/>
+          </w:tcPr>
+          <w:p>
+            <w:r>
+              <w:t>0.030</w:t>
+            </w:r>
+          </w:p>
+        </w:tc>
+        <w:tc>
+          <w:tcPr>
+            <w:tcW w:type="dxa" w:w="1234"/>
+          </w:tcPr>
+          <w:p>
+            <w:r>
+              <w:t>0.027</w:t>
+            </w:r>
+          </w:p>
+        </w:tc>
+        <w:tc>
+          <w:tcPr>
+            <w:tcW w:type="dxa" w:w="1234"/>
+          </w:tcPr>
+          <w:p>
+            <w:r>
+              <w:t>0.082</w:t>
+            </w:r>
+          </w:p>
+        </w:tc>
+        <w:tc>
+          <w:tcPr>
+            <w:tcW w:type="dxa" w:w="1234"/>
+          </w:tcPr>
+          <w:p>
+            <w:r>
+              <w:t>0.028</w:t>
+            </w:r>
+          </w:p>
+        </w:tc>
+        <w:tc>
+          <w:tcPr>
+            <w:tcW w:type="dxa" w:w="1234"/>
+          </w:tcPr>
+          <w:p>
+            <w:r>
+              <w:t>1651.12</w:t>
+            </w:r>
+          </w:p>
+        </w:tc>
+      </w:tr>
+      <w:tr>
+        <w:tc>
+          <w:tcPr>
+            <w:tcW w:type="dxa" w:w="1234"/>
+          </w:tcPr>
+          <w:p>
+            <w:r>
+              <w:t>Islamic</w:t>
+            </w:r>
+          </w:p>
+        </w:tc>
+        <w:tc>
+          <w:tcPr>
+            <w:tcW w:type="dxa" w:w="1234"/>
+          </w:tcPr>
+          <w:p>
+            <w:r>
+              <w:t>0.012</w:t>
+            </w:r>
+          </w:p>
+        </w:tc>
+        <w:tc>
+          <w:tcPr>
+            <w:tcW w:type="dxa" w:w="1234"/>
+          </w:tcPr>
+          <w:p>
+            <w:r>
+              <w:t>0.037</w:t>
+            </w:r>
+          </w:p>
+        </w:tc>
+        <w:tc>
+          <w:tcPr>
+            <w:tcW w:type="dxa" w:w="1234"/>
+          </w:tcPr>
+          <w:p>
+            <w:r>
+              <w:t>0.025</w:t>
+            </w:r>
+          </w:p>
+        </w:tc>
+        <w:tc>
+          <w:tcPr>
+            <w:tcW w:type="dxa" w:w="1234"/>
+          </w:tcPr>
+          <w:p>
+            <w:r>
+              <w:t>0.095</w:t>
+            </w:r>
+          </w:p>
+        </w:tc>
+        <w:tc>
+          <w:tcPr>
+            <w:tcW w:type="dxa" w:w="1234"/>
+          </w:tcPr>
+          <w:p>
+            <w:r>
+              <w:t>0.030</w:t>
+            </w:r>
+          </w:p>
+        </w:tc>
+        <w:tc>
+          <w:tcPr>
+            <w:tcW w:type="dxa" w:w="1234"/>
+          </w:tcPr>
+          <w:p>
+            <w:r>
+              <w:t>3002.53</w:t>
+            </w:r>
+          </w:p>
+        </w:tc>
+      </w:tr>
+      <w:tr>
+        <w:tc>
+          <w:tcPr>
+            <w:tcW w:type="dxa" w:w="1234"/>
+          </w:tcPr>
+          <w:p>
+            <w:r>
+              <w:t>Japanese</w:t>
+            </w:r>
+          </w:p>
+        </w:tc>
+        <w:tc>
+          <w:tcPr>
+            <w:tcW w:type="dxa" w:w="1234"/>
+          </w:tcPr>
+          <w:p>
+            <w:r>
+              <w:t>0.007</w:t>
+            </w:r>
+          </w:p>
+        </w:tc>
+        <w:tc>
+          <w:tcPr>
+            <w:tcW w:type="dxa" w:w="1234"/>
+          </w:tcPr>
+          <w:p>
+            <w:r>
+              <w:t>0.037</w:t>
+            </w:r>
+          </w:p>
+        </w:tc>
+        <w:tc>
+          <w:tcPr>
+            <w:tcW w:type="dxa" w:w="1234"/>
+          </w:tcPr>
+          <w:p>
+            <w:r>
+              <w:t>0.024</w:t>
+            </w:r>
+          </w:p>
+        </w:tc>
+        <w:tc>
+          <w:tcPr>
+            <w:tcW w:type="dxa" w:w="1234"/>
+          </w:tcPr>
+          <w:p>
+            <w:r>
+              <w:t>0.069</w:t>
+            </w:r>
+          </w:p>
+        </w:tc>
+        <w:tc>
+          <w:tcPr>
+            <w:tcW w:type="dxa" w:w="1234"/>
+          </w:tcPr>
+          <w:p>
+            <w:r>
+              <w:t>0.055</w:t>
+            </w:r>
+          </w:p>
+        </w:tc>
+        <w:tc>
+          <w:tcPr>
+            <w:tcW w:type="dxa" w:w="1234"/>
+          </w:tcPr>
+          <w:p>
+            <w:r>
+              <w:t>1882.76</w:t>
+            </w:r>
+          </w:p>
+        </w:tc>
+      </w:tr>
+      <w:tr>
+        <w:tc>
+          <w:tcPr>
+            <w:tcW w:type="dxa" w:w="1234"/>
+          </w:tcPr>
+          <w:p>
+            <w:r>
+              <w:t>Other Civilizations</w:t>
+            </w:r>
+          </w:p>
+        </w:tc>
+        <w:tc>
+          <w:tcPr>
+            <w:tcW w:type="dxa" w:w="1234"/>
+          </w:tcPr>
+          <w:p>
+            <w:r>
+              <w:t>0.009</w:t>
+            </w:r>
+          </w:p>
+        </w:tc>
+        <w:tc>
+          <w:tcPr>
+            <w:tcW w:type="dxa" w:w="1234"/>
+          </w:tcPr>
+          <w:p>
+            <w:r>
+              <w:t>0.035</w:t>
+            </w:r>
+          </w:p>
+        </w:tc>
+        <w:tc>
+          <w:tcPr>
+            <w:tcW w:type="dxa" w:w="1234"/>
+          </w:tcPr>
+          <w:p>
+            <w:r>
+              <w:t>0.026</w:t>
+            </w:r>
+          </w:p>
+        </w:tc>
+        <w:tc>
+          <w:tcPr>
+            <w:tcW w:type="dxa" w:w="1234"/>
+          </w:tcPr>
+          <w:p>
+            <w:r>
+              <w:t>0.078</w:t>
+            </w:r>
+          </w:p>
+        </w:tc>
+        <w:tc>
+          <w:tcPr>
+            <w:tcW w:type="dxa" w:w="1234"/>
+          </w:tcPr>
+          <w:p>
+            <w:r>
+              <w:t>0.042</w:t>
+            </w:r>
+          </w:p>
+        </w:tc>
+        <w:tc>
+          <w:tcPr>
+            <w:tcW w:type="dxa" w:w="1234"/>
+          </w:tcPr>
+          <w:p>
+            <w:r>
+              <w:t>2955.29</w:t>
+            </w:r>
+          </w:p>
+        </w:tc>
+      </w:tr>
+      <w:tr>
+        <w:tc>
+          <w:tcPr>
+            <w:tcW w:type="dxa" w:w="1234"/>
+          </w:tcPr>
+          <w:p>
+            <w:r>
+              <w:t>Other Western</w:t>
+            </w:r>
+          </w:p>
+        </w:tc>
+        <w:tc>
+          <w:tcPr>
+            <w:tcW w:type="dxa" w:w="1234"/>
+          </w:tcPr>
+          <w:p>
+            <w:r>
+              <w:t>0.014</w:t>
+            </w:r>
+          </w:p>
+        </w:tc>
+        <w:tc>
+          <w:tcPr>
+            <w:tcW w:type="dxa" w:w="1234"/>
+          </w:tcPr>
+          <w:p>
+            <w:r>
+              <w:t>0.032</w:t>
+            </w:r>
+          </w:p>
+        </w:tc>
+        <w:tc>
+          <w:tcPr>
+            <w:tcW w:type="dxa" w:w="1234"/>
+          </w:tcPr>
+          <w:p>
+            <w:r>
+              <w:t>0.058</w:t>
+            </w:r>
+          </w:p>
+        </w:tc>
+        <w:tc>
+          <w:tcPr>
+            <w:tcW w:type="dxa" w:w="1234"/>
+          </w:tcPr>
+          <w:p>
+            <w:r>
+              <w:t>0.067</w:t>
+            </w:r>
+          </w:p>
+        </w:tc>
+        <w:tc>
+          <w:tcPr>
+            <w:tcW w:type="dxa" w:w="1234"/>
+          </w:tcPr>
+          <w:p>
+            <w:r>
+              <w:t>0.044</w:t>
+            </w:r>
+          </w:p>
+        </w:tc>
+        <w:tc>
+          <w:tcPr>
+            <w:tcW w:type="dxa" w:w="1234"/>
+          </w:tcPr>
+          <w:p>
+            <w:r>
+              <w:t>258.65</w:t>
+            </w:r>
+          </w:p>
+        </w:tc>
+      </w:tr>
+      <w:tr>
+        <w:tc>
+          <w:tcPr>
+            <w:tcW w:type="dxa" w:w="1234"/>
+          </w:tcPr>
+          <w:p>
+            <w:r>
+              <w:t>Sinic</w:t>
+            </w:r>
+          </w:p>
+        </w:tc>
+        <w:tc>
+          <w:tcPr>
+            <w:tcW w:type="dxa" w:w="1234"/>
+          </w:tcPr>
+          <w:p>
+            <w:r>
+              <w:t>0.007</w:t>
+            </w:r>
+          </w:p>
+        </w:tc>
+        <w:tc>
+          <w:tcPr>
+            <w:tcW w:type="dxa" w:w="1234"/>
+          </w:tcPr>
+          <w:p>
+            <w:r>
+              <w:t>0.027</w:t>
+            </w:r>
+          </w:p>
+        </w:tc>
+        <w:tc>
+          <w:tcPr>
+            <w:tcW w:type="dxa" w:w="1234"/>
+          </w:tcPr>
+          <w:p>
+            <w:r>
+              <w:t>0.026</w:t>
+            </w:r>
+          </w:p>
+        </w:tc>
+        <w:tc>
+          <w:tcPr>
+            <w:tcW w:type="dxa" w:w="1234"/>
+          </w:tcPr>
+          <w:p>
+            <w:r>
+              <w:t>0.091</w:t>
+            </w:r>
+          </w:p>
+        </w:tc>
+        <w:tc>
+          <w:tcPr>
+            <w:tcW w:type="dxa" w:w="1234"/>
+          </w:tcPr>
+          <w:p>
+            <w:r>
+              <w:t>0.034</w:t>
+            </w:r>
+          </w:p>
+        </w:tc>
+        <w:tc>
+          <w:tcPr>
+            <w:tcW w:type="dxa" w:w="1234"/>
+          </w:tcPr>
+          <w:p>
+            <w:r>
+              <w:t>11179.47</w:t>
+            </w:r>
+          </w:p>
+        </w:tc>
+      </w:tr>
+      <w:tr>
+        <w:tc>
+          <w:tcPr>
+            <w:tcW w:type="dxa" w:w="1234"/>
+          </w:tcPr>
+          <w:p>
+            <w:r>
+              <w:t>United States</w:t>
+            </w:r>
+          </w:p>
+        </w:tc>
+        <w:tc>
+          <w:tcPr>
+            <w:tcW w:type="dxa" w:w="1234"/>
+          </w:tcPr>
+          <w:p>
+            <w:r>
+              <w:t>0.008</w:t>
+            </w:r>
+          </w:p>
+        </w:tc>
+        <w:tc>
+          <w:tcPr>
+            <w:tcW w:type="dxa" w:w="1234"/>
+          </w:tcPr>
+          <w:p>
+            <w:r>
+              <w:t>0.033</w:t>
+            </w:r>
+          </w:p>
+        </w:tc>
+        <w:tc>
+          <w:tcPr>
+            <w:tcW w:type="dxa" w:w="1234"/>
+          </w:tcPr>
+          <w:p>
+            <w:r>
+              <w:t>0.047</w:t>
+            </w:r>
+          </w:p>
+        </w:tc>
+        <w:tc>
+          <w:tcPr>
+            <w:tcW w:type="dxa" w:w="1234"/>
+          </w:tcPr>
+          <w:p>
+            <w:r>
+              <w:t>0.086</w:t>
+            </w:r>
+          </w:p>
+        </w:tc>
+        <w:tc>
+          <w:tcPr>
+            <w:tcW w:type="dxa" w:w="1234"/>
+          </w:tcPr>
+          <w:p>
+            <w:r>
+              <w:t>0.046</w:t>
+            </w:r>
+          </w:p>
+        </w:tc>
+        <w:tc>
+          <w:tcPr>
+            <w:tcW w:type="dxa" w:w="1234"/>
+          </w:tcPr>
+          <w:p>
+            <w:r>
+              <w:t>7929.82</w:t>
+            </w:r>
+          </w:p>
+        </w:tc>
+      </w:tr>
+    </w:tbl>
+    <w:p>
+      <w:pPr>
+        <w:jc w:val="center"/>
+      </w:pPr>
+      <w:r>
+        <w:rPr>
+          <w:i/>
+        </w:rPr>
+        <w:t>Supplementary Table 3. Mean observed annual transition rates by civilisation, 2000-2016.</w:t>
+      </w:r>
+    </w:p>
+    <w:p>
+      <w:pPr>
+        <w:pStyle w:val="Heading1"/>
+      </w:pPr>
+      <w:r>
+        <w:t>Supplementary Table 4. Top cross-civilisation origin-destination abroad author-year pairs</w:t>
+      </w:r>
+    </w:p>
+    <w:tbl>
+      <w:tblPr>
+        <w:tblStyle w:val="TableGrid"/>
+        <w:tblW w:type="auto" w:w="0"/>
+        <w:tblLook w:firstColumn="1" w:firstRow="1" w:lastColumn="0" w:lastRow="0" w:noHBand="0" w:noVBand="1" w:val="04A0"/>
+      </w:tblPr>
+      <w:tblGrid>
         <w:gridCol w:w="2880"/>
         <w:gridCol w:w="2880"/>
         <w:gridCol w:w="2880"/>
@@ -409,7 +2251,7 @@
               <w:rPr>
                 <w:b/>
               </w:rPr>
-              <w:t>Compartment</w:t>
+              <w:t>Origin</w:t>
             </w:r>
           </w:p>
         </w:tc>
@@ -422,7 +2264,7 @@
               <w:rPr>
                 <w:b/>
               </w:rPr>
-              <w:t>RMSE</w:t>
+              <w:t>Destination</w:t>
             </w:r>
           </w:p>
         </w:tc>
@@ -435,7 +2277,7 @@
               <w:rPr>
                 <w:b/>
               </w:rPr>
-              <w:t>MAPE</w:t>
+              <w:t>Author-years</w:t>
             </w:r>
           </w:p>
         </w:tc>
@@ -447,7 +2289,7 @@
           </w:tcPr>
           <w:p>
             <w:r>
-              <w:t>A</w:t>
+              <w:t>United States</w:t>
             </w:r>
           </w:p>
         </w:tc>
@@ -457,7 +2299,7 @@
           </w:tcPr>
           <w:p>
             <w:r>
-              <w:t>860.78</w:t>
+              <w:t>Sinic</w:t>
             </w:r>
           </w:p>
         </w:tc>
@@ -467,7 +2309,7 @@
           </w:tcPr>
           <w:p>
             <w:r>
-              <w:t>224.2%</w:t>
+              <w:t>52689</w:t>
             </w:r>
           </w:p>
         </w:tc>
@@ -479,7 +2321,7 @@
           </w:tcPr>
           <w:p>
             <w:r>
-              <w:t>D</w:t>
+              <w:t>United States</w:t>
             </w:r>
           </w:p>
         </w:tc>
@@ -489,7 +2331,7 @@
           </w:tcPr>
           <w:p>
             <w:r>
-              <w:t>19772.90</w:t>
+              <w:t>Continental Europe</w:t>
             </w:r>
           </w:p>
         </w:tc>
@@ -499,7 +2341,7 @@
           </w:tcPr>
           <w:p>
             <w:r>
-              <w:t>262.8%</w:t>
+              <w:t>21968</w:t>
             </w:r>
           </w:p>
         </w:tc>
@@ -511,7 +2353,7 @@
           </w:tcPr>
           <w:p>
             <w:r>
-              <w:t>H_A</w:t>
+              <w:t>Anglosphere ex-US</w:t>
             </w:r>
           </w:p>
         </w:tc>
@@ -521,7 +2363,7 @@
           </w:tcPr>
           <w:p>
             <w:r>
-              <w:t>406.05</w:t>
+              <w:t>Sinic</w:t>
             </w:r>
           </w:p>
         </w:tc>
@@ -531,7 +2373,7 @@
           </w:tcPr>
           <w:p>
             <w:r>
-              <w:t>50.9%</w:t>
+              <w:t>20534</w:t>
             </w:r>
           </w:p>
         </w:tc>
@@ -543,7 +2385,7 @@
           </w:tcPr>
           <w:p>
             <w:r>
-              <w:t>H_D</w:t>
+              <w:t>Sinic</w:t>
             </w:r>
           </w:p>
         </w:tc>
@@ -553,7 +2395,7 @@
           </w:tcPr>
           <w:p>
             <w:r>
-              <w:t>8086.06</w:t>
+              <w:t>United States</w:t>
             </w:r>
           </w:p>
         </w:tc>
@@ -563,7 +2405,7 @@
           </w:tcPr>
           <w:p>
             <w:r>
-              <w:t>170.7%</w:t>
+              <w:t>18505</w:t>
             </w:r>
           </w:p>
         </w:tc>
@@ -575,7 +2417,7 @@
           </w:tcPr>
           <w:p>
             <w:r>
-              <w:t>P_A</w:t>
+              <w:t>Continental Europe</w:t>
             </w:r>
           </w:p>
         </w:tc>
@@ -585,7 +2427,7 @@
           </w:tcPr>
           <w:p>
             <w:r>
-              <w:t>1738.38</w:t>
+              <w:t>Anglosphere ex-US</w:t>
             </w:r>
           </w:p>
         </w:tc>
@@ -595,7 +2437,7 @@
           </w:tcPr>
           <w:p>
             <w:r>
-              <w:t>35.5%</w:t>
+              <w:t>18156</w:t>
             </w:r>
           </w:p>
         </w:tc>
@@ -607,7 +2449,7 @@
           </w:tcPr>
           <w:p>
             <w:r>
-              <w:t>P_D</w:t>
+              <w:t>United States</w:t>
             </w:r>
           </w:p>
         </w:tc>
@@ -617,7 +2459,7 @@
           </w:tcPr>
           <w:p>
             <w:r>
-              <w:t>12744.52</w:t>
+              <w:t>Anglosphere ex-US</w:t>
             </w:r>
           </w:p>
         </w:tc>
@@ -627,7 +2469,135 @@
           </w:tcPr>
           <w:p>
             <w:r>
-              <w:t>38.0%</w:t>
+              <w:t>17719</w:t>
+            </w:r>
+          </w:p>
+        </w:tc>
+      </w:tr>
+      <w:tr>
+        <w:tc>
+          <w:tcPr>
+            <w:tcW w:type="dxa" w:w="2880"/>
+          </w:tcPr>
+          <w:p>
+            <w:r>
+              <w:t>Continental Europe</w:t>
+            </w:r>
+          </w:p>
+        </w:tc>
+        <w:tc>
+          <w:tcPr>
+            <w:tcW w:type="dxa" w:w="2880"/>
+          </w:tcPr>
+          <w:p>
+            <w:r>
+              <w:t>United States</w:t>
+            </w:r>
+          </w:p>
+        </w:tc>
+        <w:tc>
+          <w:tcPr>
+            <w:tcW w:type="dxa" w:w="2880"/>
+          </w:tcPr>
+          <w:p>
+            <w:r>
+              <w:t>15459</w:t>
+            </w:r>
+          </w:p>
+        </w:tc>
+      </w:tr>
+      <w:tr>
+        <w:tc>
+          <w:tcPr>
+            <w:tcW w:type="dxa" w:w="2880"/>
+          </w:tcPr>
+          <w:p>
+            <w:r>
+              <w:t>Anglosphere ex-US</w:t>
+            </w:r>
+          </w:p>
+        </w:tc>
+        <w:tc>
+          <w:tcPr>
+            <w:tcW w:type="dxa" w:w="2880"/>
+          </w:tcPr>
+          <w:p>
+            <w:r>
+              <w:t>Continental Europe</w:t>
+            </w:r>
+          </w:p>
+        </w:tc>
+        <w:tc>
+          <w:tcPr>
+            <w:tcW w:type="dxa" w:w="2880"/>
+          </w:tcPr>
+          <w:p>
+            <w:r>
+              <w:t>15003</w:t>
+            </w:r>
+          </w:p>
+        </w:tc>
+      </w:tr>
+      <w:tr>
+        <w:tc>
+          <w:tcPr>
+            <w:tcW w:type="dxa" w:w="2880"/>
+          </w:tcPr>
+          <w:p>
+            <w:r>
+              <w:t>Anglosphere ex-US</w:t>
+            </w:r>
+          </w:p>
+        </w:tc>
+        <w:tc>
+          <w:tcPr>
+            <w:tcW w:type="dxa" w:w="2880"/>
+          </w:tcPr>
+          <w:p>
+            <w:r>
+              <w:t>United States</w:t>
+            </w:r>
+          </w:p>
+        </w:tc>
+        <w:tc>
+          <w:tcPr>
+            <w:tcW w:type="dxa" w:w="2880"/>
+          </w:tcPr>
+          <w:p>
+            <w:r>
+              <w:t>14422</w:t>
+            </w:r>
+          </w:p>
+        </w:tc>
+      </w:tr>
+      <w:tr>
+        <w:tc>
+          <w:tcPr>
+            <w:tcW w:type="dxa" w:w="2880"/>
+          </w:tcPr>
+          <w:p>
+            <w:r>
+              <w:t>Continental Europe</w:t>
+            </w:r>
+          </w:p>
+        </w:tc>
+        <w:tc>
+          <w:tcPr>
+            <w:tcW w:type="dxa" w:w="2880"/>
+          </w:tcPr>
+          <w:p>
+            <w:r>
+              <w:t>Sinic</w:t>
+            </w:r>
+          </w:p>
+        </w:tc>
+        <w:tc>
+          <w:tcPr>
+            <w:tcW w:type="dxa" w:w="2880"/>
+          </w:tcPr>
+          <w:p>
+            <w:r>
+              <w:t>10535</w:t>
             </w:r>
           </w:p>
         </w:tc>
@@ -641,7 +2611,7 @@
         <w:rPr>
           <w:i/>
         </w:rPr>
-        <w:t>Supplementary Table 2. Projection accuracy by compartment, 2017-2023.</w:t>
+        <w:t>Supplementary Table 4. Top cross-civilisation origin-destination abroad author-year pairs.</w:t>
       </w:r>
     </w:p>
     <w:sectPr>

--- a/researcher_mobility_ode/docs/supplementary_material.docx
+++ b/researcher_mobility_ode/docs/supplementary_material.docx
@@ -195,7 +195,7 @@
           </w:tcPr>
           <w:p>
             <w:r>
-              <w:t>3545.91</w:t>
+              <w:t>3544.26</w:t>
             </w:r>
           </w:p>
         </w:tc>
@@ -205,7 +205,7 @@
           </w:tcPr>
           <w:p>
             <w:r>
-              <w:t>86.3%</w:t>
+              <w:t>86.2%</w:t>
             </w:r>
           </w:p>
         </w:tc>
@@ -297,7 +297,7 @@
           </w:tcPr>
           <w:p>
             <w:r>
-              <w:t>11675.98</w:t>
+              <w:t>11674.84</w:t>
             </w:r>
           </w:p>
         </w:tc>
@@ -399,7 +399,7 @@
           </w:tcPr>
           <w:p>
             <w:r>
-              <w:t>7893.85</w:t>
+              <w:t>7915.72</w:t>
             </w:r>
           </w:p>
         </w:tc>
@@ -409,7 +409,7 @@
           </w:tcPr>
           <w:p>
             <w:r>
-              <w:t>199.3%</w:t>
+              <w:t>188.4%</w:t>
             </w:r>
           </w:p>
         </w:tc>
@@ -501,7 +501,7 @@
           </w:tcPr>
           <w:p>
             <w:r>
-              <w:t>16747.65</w:t>
+              <w:t>16757.46</w:t>
             </w:r>
           </w:p>
         </w:tc>
@@ -511,7 +511,7 @@
           </w:tcPr>
           <w:p>
             <w:r>
-              <w:t>275.2%</w:t>
+              <w:t>273.0%</w:t>
             </w:r>
           </w:p>
         </w:tc>
@@ -603,7 +603,7 @@
           </w:tcPr>
           <w:p>
             <w:r>
-              <w:t>1677.51</w:t>
+              <w:t>1677.63</w:t>
             </w:r>
           </w:p>
         </w:tc>
@@ -613,7 +613,7 @@
           </w:tcPr>
           <w:p>
             <w:r>
-              <w:t>70.1%</w:t>
+              <w:t>69.9%</w:t>
             </w:r>
           </w:p>
         </w:tc>
@@ -705,7 +705,7 @@
           </w:tcPr>
           <w:p>
             <w:r>
-              <w:t>6151.05</w:t>
+              <w:t>6149.73</w:t>
             </w:r>
           </w:p>
         </w:tc>
@@ -715,7 +715,7 @@
           </w:tcPr>
           <w:p>
             <w:r>
-              <w:t>132.5%</w:t>
+              <w:t>132.4%</w:t>
             </w:r>
           </w:p>
         </w:tc>
@@ -807,7 +807,7 @@
           </w:tcPr>
           <w:p>
             <w:r>
-              <w:t>259.88</w:t>
+              <w:t>256.88</w:t>
             </w:r>
           </w:p>
         </w:tc>
@@ -817,7 +817,7 @@
           </w:tcPr>
           <w:p>
             <w:r>
-              <w:t>97.8%</w:t>
+              <w:t>98.7%</w:t>
             </w:r>
           </w:p>
         </w:tc>
@@ -827,7 +827,7 @@
           </w:tcPr>
           <w:p>
             <w:r>
-              <w:t>25.0%</w:t>
+              <w:t>27.8%</w:t>
             </w:r>
           </w:p>
         </w:tc>
@@ -909,7 +909,7 @@
           </w:tcPr>
           <w:p>
             <w:r>
-              <w:t>18773.11</w:t>
+              <w:t>18771.59</w:t>
             </w:r>
           </w:p>
         </w:tc>
@@ -919,7 +919,7 @@
           </w:tcPr>
           <w:p>
             <w:r>
-              <w:t>131.6%</w:t>
+              <w:t>132.3%</w:t>
             </w:r>
           </w:p>
         </w:tc>
@@ -929,7 +929,7 @@
           </w:tcPr>
           <w:p>
             <w:r>
-              <w:t>22.2%</w:t>
+              <w:t>19.4%</w:t>
             </w:r>
           </w:p>
         </w:tc>
@@ -1011,7 +1011,7 @@
           </w:tcPr>
           <w:p>
             <w:r>
-              <w:t>7014.93</w:t>
+              <w:t>7013.54</w:t>
             </w:r>
           </w:p>
         </w:tc>
@@ -1199,7 +1199,7 @@
           </w:tcPr>
           <w:p>
             <w:r>
-              <w:t>860.78</w:t>
+              <w:t>849.47</w:t>
             </w:r>
           </w:p>
         </w:tc>
@@ -1209,7 +1209,7 @@
           </w:tcPr>
           <w:p>
             <w:r>
-              <w:t>224.2%</w:t>
+              <w:t>215.1%</w:t>
             </w:r>
           </w:p>
         </w:tc>
@@ -1219,7 +1219,7 @@
           </w:tcPr>
           <w:p>
             <w:r>
-              <w:t>9.3%</w:t>
+              <w:t>7.4%</w:t>
             </w:r>
           </w:p>
         </w:tc>
@@ -1241,7 +1241,7 @@
           </w:tcPr>
           <w:p>
             <w:r>
-              <w:t>19772.90</w:t>
+              <w:t>19801.25</w:t>
             </w:r>
           </w:p>
         </w:tc>
@@ -1251,7 +1251,7 @@
           </w:tcPr>
           <w:p>
             <w:r>
-              <w:t>262.8%</w:t>
+              <w:t>263.3%</w:t>
             </w:r>
           </w:p>
         </w:tc>
@@ -1283,7 +1283,7 @@
           </w:tcPr>
           <w:p>
             <w:r>
-              <w:t>406.05</w:t>
+              <w:t>394.83</w:t>
             </w:r>
           </w:p>
         </w:tc>
@@ -1293,7 +1293,7 @@
           </w:tcPr>
           <w:p>
             <w:r>
-              <w:t>50.9%</w:t>
+              <w:t>50.1%</w:t>
             </w:r>
           </w:p>
         </w:tc>
@@ -1325,7 +1325,7 @@
           </w:tcPr>
           <w:p>
             <w:r>
-              <w:t>8086.06</w:t>
+              <w:t>8094.10</w:t>
             </w:r>
           </w:p>
         </w:tc>
@@ -1335,7 +1335,7 @@
           </w:tcPr>
           <w:p>
             <w:r>
-              <w:t>170.7%</w:t>
+              <w:t>171.6%</w:t>
             </w:r>
           </w:p>
         </w:tc>
@@ -1367,7 +1367,7 @@
           </w:tcPr>
           <w:p>
             <w:r>
-              <w:t>1738.38</w:t>
+              <w:t>1744.50</w:t>
             </w:r>
           </w:p>
         </w:tc>
@@ -1377,7 +1377,7 @@
           </w:tcPr>
           <w:p>
             <w:r>
-              <w:t>35.5%</w:t>
+              <w:t>36.4%</w:t>
             </w:r>
           </w:p>
         </w:tc>
@@ -1409,7 +1409,7 @@
           </w:tcPr>
           <w:p>
             <w:r>
-              <w:t>12744.52</w:t>
+              <w:t>12709.83</w:t>
             </w:r>
           </w:p>
         </w:tc>
@@ -1419,7 +1419,7 @@
           </w:tcPr>
           <w:p>
             <w:r>
-              <w:t>38.0%</w:t>
+              <w:t>37.7%</w:t>
             </w:r>
           </w:p>
         </w:tc>
@@ -1429,7 +1429,7 @@
           </w:tcPr>
           <w:p>
             <w:r>
-              <w:t>44.4%</w:t>
+              <w:t>46.3%</w:t>
             </w:r>
           </w:p>
         </w:tc>
@@ -1723,7 +1723,7 @@
           </w:tcPr>
           <w:p>
             <w:r>
-              <w:t>0.008</w:t>
+              <w:t>0.009</w:t>
             </w:r>
           </w:p>
         </w:tc>
@@ -1733,7 +1733,7 @@
           </w:tcPr>
           <w:p>
             <w:r>
-              <w:t>0.030</w:t>
+              <w:t>0.033</w:t>
             </w:r>
           </w:p>
         </w:tc>
@@ -1795,7 +1795,7 @@
           </w:tcPr>
           <w:p>
             <w:r>
-              <w:t>0.012</w:t>
+              <w:t>0.013</w:t>
             </w:r>
           </w:p>
         </w:tc>
@@ -1805,7 +1805,7 @@
           </w:tcPr>
           <w:p>
             <w:r>
-              <w:t>0.037</w:t>
+              <w:t>0.038</w:t>
             </w:r>
           </w:p>
         </w:tc>
@@ -1877,7 +1877,7 @@
           </w:tcPr>
           <w:p>
             <w:r>
-              <w:t>0.037</w:t>
+              <w:t>0.038</w:t>
             </w:r>
           </w:p>
         </w:tc>
@@ -1897,7 +1897,7 @@
           </w:tcPr>
           <w:p>
             <w:r>
-              <w:t>0.069</w:t>
+              <w:t>0.070</w:t>
             </w:r>
           </w:p>
         </w:tc>
@@ -2011,7 +2011,7 @@
           </w:tcPr>
           <w:p>
             <w:r>
-              <w:t>0.014</w:t>
+              <w:t>0.015</w:t>
             </w:r>
           </w:p>
         </w:tc>
@@ -2021,7 +2021,7 @@
           </w:tcPr>
           <w:p>
             <w:r>
-              <w:t>0.032</w:t>
+              <w:t>0.033</w:t>
             </w:r>
           </w:p>
         </w:tc>
@@ -2031,7 +2031,7 @@
           </w:tcPr>
           <w:p>
             <w:r>
-              <w:t>0.058</w:t>
+              <w:t>0.059</w:t>
             </w:r>
           </w:p>
         </w:tc>
@@ -2041,7 +2041,7 @@
           </w:tcPr>
           <w:p>
             <w:r>
-              <w:t>0.067</w:t>
+              <w:t>0.068</w:t>
             </w:r>
           </w:p>
         </w:tc>
@@ -2155,7 +2155,7 @@
           </w:tcPr>
           <w:p>
             <w:r>
-              <w:t>0.008</w:t>
+              <w:t>0.009</w:t>
             </w:r>
           </w:p>
         </w:tc>

--- a/researcher_mobility_ode/docs/supplementary_material.docx
+++ b/researcher_mobility_ode/docs/supplementary_material.docx
@@ -2612,6 +2612,574 @@
           <w:i/>
         </w:rPr>
         <w:t>Supplementary Table 4. Top cross-civilisation origin-destination abroad author-year pairs.</w:t>
+      </w:r>
+    </w:p>
+    <w:p>
+      <w:pPr>
+        <w:pStyle w:val="Heading1"/>
+      </w:pPr>
+      <w:r>
+        <w:t>Supplementary Table 5. Bootstrap 95% confidence intervals for equilibrium T and domestic PI pool P_D</w:t>
+      </w:r>
+    </w:p>
+    <w:tbl>
+      <w:tblPr>
+        <w:tblStyle w:val="TableGrid"/>
+        <w:tblW w:type="auto" w:w="0"/>
+        <w:tblLook w:firstColumn="1" w:firstRow="1" w:lastColumn="0" w:lastRow="0" w:noHBand="0" w:noVBand="1" w:val="04A0"/>
+      </w:tblPr>
+      <w:tblGrid>
+        <w:gridCol w:w="1728"/>
+        <w:gridCol w:w="1728"/>
+        <w:gridCol w:w="1728"/>
+        <w:gridCol w:w="1728"/>
+        <w:gridCol w:w="1728"/>
+      </w:tblGrid>
+      <w:tr>
+        <w:tc>
+          <w:tcPr>
+            <w:tcW w:type="dxa" w:w="1728"/>
+          </w:tcPr>
+          <w:p>
+            <w:r>
+              <w:rPr>
+                <w:b/>
+              </w:rPr>
+              <w:t>Group</w:t>
+            </w:r>
+          </w:p>
+        </w:tc>
+        <w:tc>
+          <w:tcPr>
+            <w:tcW w:type="dxa" w:w="1728"/>
+          </w:tcPr>
+          <w:p>
+            <w:r>
+              <w:rPr>
+                <w:b/>
+              </w:rPr>
+              <w:t>T median</w:t>
+            </w:r>
+          </w:p>
+        </w:tc>
+        <w:tc>
+          <w:tcPr>
+            <w:tcW w:type="dxa" w:w="1728"/>
+          </w:tcPr>
+          <w:p>
+            <w:r>
+              <w:rPr>
+                <w:b/>
+              </w:rPr>
+              <w:t>T 95% CI</w:t>
+            </w:r>
+          </w:p>
+        </w:tc>
+        <w:tc>
+          <w:tcPr>
+            <w:tcW w:type="dxa" w:w="1728"/>
+          </w:tcPr>
+          <w:p>
+            <w:r>
+              <w:rPr>
+                <w:b/>
+              </w:rPr>
+              <w:t>P_D mean</w:t>
+            </w:r>
+          </w:p>
+        </w:tc>
+        <w:tc>
+          <w:tcPr>
+            <w:tcW w:type="dxa" w:w="1728"/>
+          </w:tcPr>
+          <w:p>
+            <w:r>
+              <w:rPr>
+                <w:b/>
+              </w:rPr>
+              <w:t>P_D 95% CI</w:t>
+            </w:r>
+          </w:p>
+        </w:tc>
+      </w:tr>
+      <w:tr>
+        <w:tc>
+          <w:tcPr>
+            <w:tcW w:type="dxa" w:w="1728"/>
+          </w:tcPr>
+          <w:p>
+            <w:r>
+              <w:t>Anglosphere ex-US</w:t>
+            </w:r>
+          </w:p>
+        </w:tc>
+        <w:tc>
+          <w:tcPr>
+            <w:tcW w:type="dxa" w:w="1728"/>
+          </w:tcPr>
+          <w:p>
+            <w:r>
+              <w:t>67546</w:t>
+            </w:r>
+          </w:p>
+        </w:tc>
+        <w:tc>
+          <w:tcPr>
+            <w:tcW w:type="dxa" w:w="1728"/>
+          </w:tcPr>
+          <w:p>
+            <w:r>
+              <w:t>[66728, 68334]</w:t>
+            </w:r>
+          </w:p>
+        </w:tc>
+        <w:tc>
+          <w:tcPr>
+            <w:tcW w:type="dxa" w:w="1728"/>
+          </w:tcPr>
+          <w:p>
+            <w:r>
+              <w:t>29814</w:t>
+            </w:r>
+          </w:p>
+        </w:tc>
+        <w:tc>
+          <w:tcPr>
+            <w:tcW w:type="dxa" w:w="1728"/>
+          </w:tcPr>
+          <w:p>
+            <w:r>
+              <w:t>[29158, 30486]</w:t>
+            </w:r>
+          </w:p>
+        </w:tc>
+      </w:tr>
+      <w:tr>
+        <w:tc>
+          <w:tcPr>
+            <w:tcW w:type="dxa" w:w="1728"/>
+          </w:tcPr>
+          <w:p>
+            <w:r>
+              <w:t>Continental Europe</w:t>
+            </w:r>
+          </w:p>
+        </w:tc>
+        <w:tc>
+          <w:tcPr>
+            <w:tcW w:type="dxa" w:w="1728"/>
+          </w:tcPr>
+          <w:p>
+            <w:r>
+              <w:t>195077</w:t>
+            </w:r>
+          </w:p>
+        </w:tc>
+        <w:tc>
+          <w:tcPr>
+            <w:tcW w:type="dxa" w:w="1728"/>
+          </w:tcPr>
+          <w:p>
+            <w:r>
+              <w:t>[193718, 196316]</w:t>
+            </w:r>
+          </w:p>
+        </w:tc>
+        <w:tc>
+          <w:tcPr>
+            <w:tcW w:type="dxa" w:w="1728"/>
+          </w:tcPr>
+          <w:p>
+            <w:r>
+              <w:t>83476</w:t>
+            </w:r>
+          </w:p>
+        </w:tc>
+        <w:tc>
+          <w:tcPr>
+            <w:tcW w:type="dxa" w:w="1728"/>
+          </w:tcPr>
+          <w:p>
+            <w:r>
+              <w:t>[82421, 84527]</w:t>
+            </w:r>
+          </w:p>
+        </w:tc>
+      </w:tr>
+      <w:tr>
+        <w:tc>
+          <w:tcPr>
+            <w:tcW w:type="dxa" w:w="1728"/>
+          </w:tcPr>
+          <w:p>
+            <w:r>
+              <w:t>Hindu</w:t>
+            </w:r>
+          </w:p>
+        </w:tc>
+        <w:tc>
+          <w:tcPr>
+            <w:tcW w:type="dxa" w:w="1728"/>
+          </w:tcPr>
+          <w:p>
+            <w:r>
+              <w:t>53407</w:t>
+            </w:r>
+          </w:p>
+        </w:tc>
+        <w:tc>
+          <w:tcPr>
+            <w:tcW w:type="dxa" w:w="1728"/>
+          </w:tcPr>
+          <w:p>
+            <w:r>
+              <w:t>[52402, 54515]</w:t>
+            </w:r>
+          </w:p>
+        </w:tc>
+        <w:tc>
+          <w:tcPr>
+            <w:tcW w:type="dxa" w:w="1728"/>
+          </w:tcPr>
+          <w:p>
+            <w:r>
+              <w:t>30277</w:t>
+            </w:r>
+          </w:p>
+        </w:tc>
+        <w:tc>
+          <w:tcPr>
+            <w:tcW w:type="dxa" w:w="1728"/>
+          </w:tcPr>
+          <w:p>
+            <w:r>
+              <w:t>[29348, 31258]</w:t>
+            </w:r>
+          </w:p>
+        </w:tc>
+      </w:tr>
+      <w:tr>
+        <w:tc>
+          <w:tcPr>
+            <w:tcW w:type="dxa" w:w="1728"/>
+          </w:tcPr>
+          <w:p>
+            <w:r>
+              <w:t>Islamic</w:t>
+            </w:r>
+          </w:p>
+        </w:tc>
+        <w:tc>
+          <w:tcPr>
+            <w:tcW w:type="dxa" w:w="1728"/>
+          </w:tcPr>
+          <w:p>
+            <w:r>
+              <w:t>88428</w:t>
+            </w:r>
+          </w:p>
+        </w:tc>
+        <w:tc>
+          <w:tcPr>
+            <w:tcW w:type="dxa" w:w="1728"/>
+          </w:tcPr>
+          <w:p>
+            <w:r>
+              <w:t>[87356, 89880]</w:t>
+            </w:r>
+          </w:p>
+        </w:tc>
+        <w:tc>
+          <w:tcPr>
+            <w:tcW w:type="dxa" w:w="1728"/>
+          </w:tcPr>
+          <w:p>
+            <w:r>
+              <w:t>47264</w:t>
+            </w:r>
+          </w:p>
+        </w:tc>
+        <w:tc>
+          <w:tcPr>
+            <w:tcW w:type="dxa" w:w="1728"/>
+          </w:tcPr>
+          <w:p>
+            <w:r>
+              <w:t>[46155, 48511]</w:t>
+            </w:r>
+          </w:p>
+        </w:tc>
+      </w:tr>
+      <w:tr>
+        <w:tc>
+          <w:tcPr>
+            <w:tcW w:type="dxa" w:w="1728"/>
+          </w:tcPr>
+          <w:p>
+            <w:r>
+              <w:t>Japanese</w:t>
+            </w:r>
+          </w:p>
+        </w:tc>
+        <w:tc>
+          <w:tcPr>
+            <w:tcW w:type="dxa" w:w="1728"/>
+          </w:tcPr>
+          <w:p>
+            <w:r>
+              <w:t>29372</w:t>
+            </w:r>
+          </w:p>
+        </w:tc>
+        <w:tc>
+          <w:tcPr>
+            <w:tcW w:type="dxa" w:w="1728"/>
+          </w:tcPr>
+          <w:p>
+            <w:r>
+              <w:t>[28932, 29757]</w:t>
+            </w:r>
+          </w:p>
+        </w:tc>
+        <w:tc>
+          <w:tcPr>
+            <w:tcW w:type="dxa" w:w="1728"/>
+          </w:tcPr>
+          <w:p>
+            <w:r>
+              <w:t>7387</w:t>
+            </w:r>
+          </w:p>
+        </w:tc>
+        <w:tc>
+          <w:tcPr>
+            <w:tcW w:type="dxa" w:w="1728"/>
+          </w:tcPr>
+          <w:p>
+            <w:r>
+              <w:t>[7128, 7662]</w:t>
+            </w:r>
+          </w:p>
+        </w:tc>
+      </w:tr>
+      <w:tr>
+        <w:tc>
+          <w:tcPr>
+            <w:tcW w:type="dxa" w:w="1728"/>
+          </w:tcPr>
+          <w:p>
+            <w:r>
+              <w:t>Other Civilizations</w:t>
+            </w:r>
+          </w:p>
+        </w:tc>
+        <w:tc>
+          <w:tcPr>
+            <w:tcW w:type="dxa" w:w="1728"/>
+          </w:tcPr>
+          <w:p>
+            <w:r>
+              <w:t>59396</w:t>
+            </w:r>
+          </w:p>
+        </w:tc>
+        <w:tc>
+          <w:tcPr>
+            <w:tcW w:type="dxa" w:w="1728"/>
+          </w:tcPr>
+          <w:p>
+            <w:r>
+              <w:t>[58590, 60178]</w:t>
+            </w:r>
+          </w:p>
+        </w:tc>
+        <w:tc>
+          <w:tcPr>
+            <w:tcW w:type="dxa" w:w="1728"/>
+          </w:tcPr>
+          <w:p>
+            <w:r>
+              <w:t>22326</w:t>
+            </w:r>
+          </w:p>
+        </w:tc>
+        <w:tc>
+          <w:tcPr>
+            <w:tcW w:type="dxa" w:w="1728"/>
+          </w:tcPr>
+          <w:p>
+            <w:r>
+              <w:t>[21715, 22975]</w:t>
+            </w:r>
+          </w:p>
+        </w:tc>
+      </w:tr>
+      <w:tr>
+        <w:tc>
+          <w:tcPr>
+            <w:tcW w:type="dxa" w:w="1728"/>
+          </w:tcPr>
+          <w:p>
+            <w:r>
+              <w:t>Other Western</w:t>
+            </w:r>
+          </w:p>
+        </w:tc>
+        <w:tc>
+          <w:tcPr>
+            <w:tcW w:type="dxa" w:w="1728"/>
+          </w:tcPr>
+          <w:p>
+            <w:r>
+              <w:t>4829</w:t>
+            </w:r>
+          </w:p>
+        </w:tc>
+        <w:tc>
+          <w:tcPr>
+            <w:tcW w:type="dxa" w:w="1728"/>
+          </w:tcPr>
+          <w:p>
+            <w:r>
+              <w:t>[4602, 5077]</w:t>
+            </w:r>
+          </w:p>
+        </w:tc>
+        <w:tc>
+          <w:tcPr>
+            <w:tcW w:type="dxa" w:w="1728"/>
+          </w:tcPr>
+          <w:p>
+            <w:r>
+              <w:t>2163</w:t>
+            </w:r>
+          </w:p>
+        </w:tc>
+        <w:tc>
+          <w:tcPr>
+            <w:tcW w:type="dxa" w:w="1728"/>
+          </w:tcPr>
+          <w:p>
+            <w:r>
+              <w:t>[1981, 2370]</w:t>
+            </w:r>
+          </w:p>
+        </w:tc>
+      </w:tr>
+      <w:tr>
+        <w:tc>
+          <w:tcPr>
+            <w:tcW w:type="dxa" w:w="1728"/>
+          </w:tcPr>
+          <w:p>
+            <w:r>
+              <w:t>Sinic</w:t>
+            </w:r>
+          </w:p>
+        </w:tc>
+        <w:tc>
+          <w:tcPr>
+            <w:tcW w:type="dxa" w:w="1728"/>
+          </w:tcPr>
+          <w:p>
+            <w:r>
+              <w:t>303843</w:t>
+            </w:r>
+          </w:p>
+        </w:tc>
+        <w:tc>
+          <w:tcPr>
+            <w:tcW w:type="dxa" w:w="1728"/>
+          </w:tcPr>
+          <w:p>
+            <w:r>
+              <w:t>[301809, 305720]</w:t>
+            </w:r>
+          </w:p>
+        </w:tc>
+        <w:tc>
+          <w:tcPr>
+            <w:tcW w:type="dxa" w:w="1728"/>
+          </w:tcPr>
+          <w:p>
+            <w:r>
+              <w:t>133015</w:t>
+            </w:r>
+          </w:p>
+        </w:tc>
+        <w:tc>
+          <w:tcPr>
+            <w:tcW w:type="dxa" w:w="1728"/>
+          </w:tcPr>
+          <w:p>
+            <w:r>
+              <w:t>[131418, 134567]</w:t>
+            </w:r>
+          </w:p>
+        </w:tc>
+      </w:tr>
+      <w:tr>
+        <w:tc>
+          <w:tcPr>
+            <w:tcW w:type="dxa" w:w="1728"/>
+          </w:tcPr>
+          <w:p>
+            <w:r>
+              <w:t>United States</w:t>
+            </w:r>
+          </w:p>
+        </w:tc>
+        <w:tc>
+          <w:tcPr>
+            <w:tcW w:type="dxa" w:w="1728"/>
+          </w:tcPr>
+          <w:p>
+            <w:r>
+              <w:t>146991</w:t>
+            </w:r>
+          </w:p>
+        </w:tc>
+        <w:tc>
+          <w:tcPr>
+            <w:tcW w:type="dxa" w:w="1728"/>
+          </w:tcPr>
+          <w:p>
+            <w:r>
+              <w:t>[145947, 148235]</w:t>
+            </w:r>
+          </w:p>
+        </w:tc>
+        <w:tc>
+          <w:tcPr>
+            <w:tcW w:type="dxa" w:w="1728"/>
+          </w:tcPr>
+          <w:p>
+            <w:r>
+              <w:t>63906</w:t>
+            </w:r>
+          </w:p>
+        </w:tc>
+        <w:tc>
+          <w:tcPr>
+            <w:tcW w:type="dxa" w:w="1728"/>
+          </w:tcPr>
+          <w:p>
+            <w:r>
+              <w:t>[62994, 64906]</w:t>
+            </w:r>
+          </w:p>
+        </w:tc>
+      </w:tr>
+    </w:tbl>
+    <w:p>
+      <w:pPr>
+        <w:jc w:val="center"/>
+      </w:pPr>
+      <w:r>
+        <w:rPr>
+          <w:i/>
+        </w:rPr>
+        <w:t>Supplementary Table 5. Bootstrap 95% confidence intervals for equilibrium T and domestic PI pool P_D.</w:t>
       </w:r>
     </w:p>
     <w:sectPr>
